--- a/pr-preview/pr-35/entropy-tracked-changes.docx
+++ b/pr-preview/pr-35/entropy-tracked-changes.docx
@@ -26,7 +26,7 @@
       </w:pPr>
       <w:ins w:id="2" w:author="PR Preview" w:date="2026-01-01T00:00:00Z">
         <w:r>
-          <w:t xml:space="preserve">Last modified: 2026-10-30 14:49:10 (PDT)</w:t>
+          <w:t xml:space="preserve">Last modified: 2026-10-30 15:41:37 (PDT)</w:t>
         </w:r>
       </w:ins>
     </w:p>
@@ -68,7 +68,7 @@
         <w:t xml:space="preserve">.</w:t>
       </w:r>
     </w:p>
-    <w:bookmarkStart w:id="26" w:name="sec-surprisal"/>
+    <w:bookmarkStart w:id="30" w:name="sec-surprisal"/>
     <w:p>
       <w:pPr>
         <w:pStyle w:val="Heading2"/>
@@ -2856,75 +2856,1301 @@
       </w:r>
     </w:p>
     <w:bookmarkEnd w:id="20"/>
-    <w:bookmarkStart w:id="25" w:name="rem-surprisal-fisher-information"/>
+    <w:bookmarkStart w:id="24" w:name="rem-differential-entropy-vs-entropy"/>
     <w:p>
       <w:pPr>
         <w:pStyle w:val="BodyText"/>
       </w:pPr>
-      <w:r>
-        <w:rPr>
-          <w:i/>
-          <w:iCs/>
-        </w:rPr>
-        <w:t xml:space="preserve">Remark 4</w:t>
-      </w:r>
-      <w:r>
-        <w:t xml:space="preserve"> (Surprisal and the Fisher information). </w:t>
-      </w:r>
-      <w:r>
-        <w:t xml:space="preserve">When the probabilities depend on a parameter</w:t>
-      </w:r>
-      <w:r>
-        <w:t xml:space="preserve"> </w:t>
-      </w:r>
+      <w:del w:id="3" w:author="PR Preview" w:date="2026-01-01T00:00:00Z">
+        <w:r>
+          <w:rPr>
+            <w:i/>
+            <w:iCs/>
+          </w:rPr>
+          <w:delText xml:space="preserve">Remark 4</w:delText>
+        </w:r>
+      </w:del>
+      <w:del w:id="4" w:author="PR Preview" w:date="2026-01-01T00:00:00Z">
+        <w:r>
+          <w:delText xml:space="preserve"> (Surprisal and the Fisher information). </w:delText>
+        </w:r>
+      </w:del>
+      <w:del w:id="5" w:author="PR Preview" w:date="2026-01-01T00:00:00Z">
+        <w:r>
+          <w:delText xml:space="preserve">When the probabilities depend on a parameter</w:delText>
+        </w:r>
+      </w:del>
+      <w:del w:id="6" w:author="PR Preview" w:date="2026-01-01T00:00:00Z">
+        <w:r>
+          <w:delText xml:space="preserve"> </w:delText>
+        </w:r>
+      </w:del>
       <m:oMath>
         <m:r>
           <m:t>θ</m:t>
         </m:r>
       </m:oMath>
-      <w:r>
-        <w:t xml:space="preserve">,</w:t>
-      </w:r>
-      <w:r>
-        <w:t xml:space="preserve"> </w:t>
-      </w:r>
-      <w:r>
-        <w:t xml:space="preserve">the</w:t>
-      </w:r>
-      <w:r>
-        <w:t xml:space="preserve"> </w:t>
-      </w:r>
+      <w:del w:id="7" w:author="PR Preview" w:date="2026-01-01T00:00:00Z">
+        <w:r>
+          <w:delText xml:space="preserve">,</w:delText>
+        </w:r>
+      </w:del>
+      <w:del w:id="8" w:author="PR Preview" w:date="2026-01-01T00:00:00Z">
+        <w:r>
+          <w:delText xml:space="preserve"> </w:delText>
+        </w:r>
+      </w:del>
+      <w:del w:id="9" w:author="PR Preview" w:date="2026-01-01T00:00:00Z">
+        <w:r>
+          <w:delText xml:space="preserve">the</w:delText>
+        </w:r>
+      </w:del>
+      <w:del w:id="10" w:author="PR Preview" w:date="2026-01-01T00:00:00Z">
+        <w:r>
+          <w:delText xml:space="preserve"> </w:delText>
+        </w:r>
+      </w:del>
       <w:hyperlink w:anchor="def-surprisal">
+        <w:del w:id="11" w:author="PR Preview" w:date="2026-01-01T00:00:00Z">
+          <w:r>
+            <w:rPr>
+              <w:rStyle w:val="Hyperlink"/>
+            </w:rPr>
+            <w:delText xml:space="preserve">surprisal</w:delText>
+          </w:r>
+        </w:del>
+      </w:hyperlink>
+      <w:del w:id="12" w:author="PR Preview" w:date="2026-01-01T00:00:00Z">
+        <w:r>
+          <w:delText xml:space="preserve"> </w:delText>
+        </w:r>
+      </w:del>
+      <w:del w:id="13" w:author="PR Preview" w:date="2026-01-01T00:00:00Z">
+        <w:r>
+          <w:delText xml:space="preserve">of an outcome</w:delText>
+        </w:r>
+      </w:del>
+      <w:del w:id="14" w:author="PR Preview" w:date="2026-01-01T00:00:00Z">
+        <w:r>
+          <w:delText xml:space="preserve"> </w:delText>
+        </w:r>
+      </w:del>
+      <m:oMath>
+        <m:r>
+          <m:t>x</m:t>
+        </m:r>
+      </m:oMath>
+      <w:del w:id="15" w:author="PR Preview" w:date="2026-01-01T00:00:00Z">
+        <w:r>
+          <w:delText xml:space="preserve"> </w:delText>
+        </w:r>
+      </w:del>
+      <w:del w:id="16" w:author="PR Preview" w:date="2026-01-01T00:00:00Z">
+        <w:r>
+          <w:delText xml:space="preserve">is</w:delText>
+        </w:r>
+      </w:del>
+      <w:del w:id="17" w:author="PR Preview" w:date="2026-01-01T00:00:00Z">
+        <w:r>
+          <w:delText xml:space="preserve"> </w:delText>
+        </w:r>
+      </w:del>
+      <m:oMath>
+        <m:r>
+          <m:rPr>
+            <m:sty m:val="p"/>
+          </m:rPr>
+          <m:t>−</m:t>
+        </m:r>
+        <m:r>
+          <m:rPr>
+            <m:sty m:val="p"/>
+          </m:rPr>
+          <m:t>log</m:t>
+        </m:r>
+        <m:r>
+          <m:rPr>
+            <m:sty m:val="p"/>
+          </m:rPr>
+          <m:t>p</m:t>
+        </m:r>
+        <m:r>
+          <m:rPr>
+            <m:sty m:val="p"/>
+          </m:rPr>
+          <m:t>(</m:t>
+        </m:r>
+        <m:r>
+          <m:t>x</m:t>
+        </m:r>
+        <m:r>
+          <m:rPr>
+            <m:sty m:val="p"/>
+          </m:rPr>
+          <m:t>∣</m:t>
+        </m:r>
+        <m:r>
+          <m:t>θ</m:t>
+        </m:r>
+        <m:r>
+          <m:rPr>
+            <m:sty m:val="p"/>
+          </m:rPr>
+          <m:t>)</m:t>
+        </m:r>
+      </m:oMath>
+      <w:del w:id="18" w:author="PR Preview" w:date="2026-01-01T00:00:00Z">
+        <w:r>
+          <w:delText xml:space="preserve">,</w:delText>
+        </w:r>
+      </w:del>
+      <w:del w:id="19" w:author="PR Preview" w:date="2026-01-01T00:00:00Z">
+        <w:r>
+          <w:delText xml:space="preserve"> </w:delText>
+        </w:r>
+      </w:del>
+      <w:del w:id="20" w:author="PR Preview" w:date="2026-01-01T00:00:00Z">
+        <w:r>
+          <w:delText xml:space="preserve">which is minus the log-likelihood.</w:delText>
+        </w:r>
+      </w:del>
+      <w:del w:id="21" w:author="PR Preview" w:date="2026-01-01T00:00:00Z">
+        <w:r>
+          <w:delText xml:space="preserve"> </w:delText>
+        </w:r>
+      </w:del>
+      <w:del w:id="22" w:author="PR Preview" w:date="2026-01-01T00:00:00Z">
+        <w:r>
+          <w:delText xml:space="preserve">Its derivative with respect to</w:delText>
+        </w:r>
+      </w:del>
+      <w:del w:id="23" w:author="PR Preview" w:date="2026-01-01T00:00:00Z">
+        <w:r>
+          <w:delText xml:space="preserve"> </w:delText>
+        </w:r>
+      </w:del>
+      <m:oMath>
+        <m:r>
+          <m:t>θ</m:t>
+        </m:r>
+      </m:oMath>
+      <w:del w:id="24" w:author="PR Preview" w:date="2026-01-01T00:00:00Z">
+        <w:r>
+          <w:delText xml:space="preserve"> </w:delText>
+        </w:r>
+      </w:del>
+      <w:del w:id="25" w:author="PR Preview" w:date="2026-01-01T00:00:00Z">
+        <w:r>
+          <w:delText xml:space="preserve">is minus the</w:delText>
+        </w:r>
+      </w:del>
+      <w:del w:id="26" w:author="PR Preview" w:date="2026-01-01T00:00:00Z">
+        <w:r>
+          <w:delText xml:space="preserve"> </w:delText>
+        </w:r>
+      </w:del>
+      <w:hyperlink r:id="rId25">
+        <w:del w:id="27" w:author="PR Preview" w:date="2026-01-01T00:00:00Z">
+          <w:r>
+            <w:rPr>
+              <w:rStyle w:val="Hyperlink"/>
+            </w:rPr>
+            <w:delText xml:space="preserve">score</w:delText>
+          </w:r>
+        </w:del>
+      </w:hyperlink>
+      <w:del w:id="28" w:author="PR Preview" w:date="2026-01-01T00:00:00Z">
+        <w:r>
+          <w:delText xml:space="preserve">.</w:delText>
+        </w:r>
+      </w:del>
+      <w:del w:id="29" w:author="PR Preview" w:date="2026-01-01T00:00:00Z">
+        <w:r>
+          <w:delText xml:space="preserve"> </w:delText>
+        </w:r>
+      </w:del>
+      <w:del w:id="30" w:author="PR Preview" w:date="2026-01-01T00:00:00Z">
+        <w:r>
+          <w:delText xml:space="preserve">The expected squared score is the</w:delText>
+        </w:r>
+      </w:del>
+      <w:del w:id="31" w:author="PR Preview" w:date="2026-01-01T00:00:00Z">
+        <w:r>
+          <w:delText xml:space="preserve"> </w:delText>
+        </w:r>
+      </w:del>
+      <w:hyperlink r:id="rId26">
+        <w:del w:id="32" w:author="PR Preview" w:date="2026-01-01T00:00:00Z">
+          <w:r>
+            <w:rPr>
+              <w:rStyle w:val="Hyperlink"/>
+            </w:rPr>
+            <w:delText xml:space="preserve">expected (Fisher) information</w:delText>
+          </w:r>
+        </w:del>
+      </w:hyperlink>
+      <w:del w:id="33" w:author="PR Preview" w:date="2026-01-01T00:00:00Z">
+        <w:r>
+          <w:delText xml:space="preserve">,</w:delText>
+        </w:r>
+      </w:del>
+      <w:del w:id="34" w:author="PR Preview" w:date="2026-01-01T00:00:00Z">
+        <w:r>
+          <w:delText xml:space="preserve"> </w:delText>
+        </w:r>
+      </w:del>
+      <w:del w:id="35" w:author="PR Preview" w:date="2026-01-01T00:00:00Z">
+        <w:r>
+          <w:delText xml:space="preserve">which is also the second derivative, at the true parameter value,</w:delText>
+        </w:r>
+      </w:del>
+      <w:del w:id="36" w:author="PR Preview" w:date="2026-01-01T00:00:00Z">
+        <w:r>
+          <w:delText xml:space="preserve"> </w:delText>
+        </w:r>
+      </w:del>
+      <w:del w:id="37" w:author="PR Preview" w:date="2026-01-01T00:00:00Z">
+        <w:r>
+          <w:delText xml:space="preserve">of the</w:delText>
+        </w:r>
+      </w:del>
+      <w:del w:id="38" w:author="PR Preview" w:date="2026-01-01T00:00:00Z">
+        <w:r>
+          <w:delText xml:space="preserve"> </w:delText>
+        </w:r>
+      </w:del>
+      <w:hyperlink r:id="rId27">
+        <w:del w:id="39" w:author="PR Preview" w:date="2026-01-01T00:00:00Z">
+          <w:r>
+            <w:rPr>
+              <w:rStyle w:val="Hyperlink"/>
+            </w:rPr>
+            <w:delText xml:space="preserve">Kullback–Leibler divergence</w:delText>
+          </w:r>
+        </w:del>
+      </w:hyperlink>
+      <w:del w:id="40" w:author="PR Preview" w:date="2026-01-01T00:00:00Z">
+        <w:r>
+          <w:delText xml:space="preserve"> </w:delText>
+        </w:r>
+      </w:del>
+      <w:del w:id="41" w:author="PR Preview" w:date="2026-01-01T00:00:00Z">
+        <w:r>
+          <w:delText xml:space="preserve">between the model at that value and the model at the varying value</w:delText>
+        </w:r>
+      </w:del>
+      <w:del w:id="42" w:author="PR Preview" w:date="2026-01-01T00:00:00Z">
+        <w:r>
+          <w:delText xml:space="preserve"> </w:delText>
+        </w:r>
+      </w:del>
+      <w:del w:id="43" w:author="PR Preview" w:date="2026-01-01T00:00:00Z">
+        <w:r>
+          <w:delText xml:space="preserve">(</w:delText>
+        </w:r>
+      </w:del>
+      <w:hyperlink r:id="rId28">
+        <w:del w:id="44" w:author="PR Preview" w:date="2026-01-01T00:00:00Z">
+          <w:r>
+            <w:rPr>
+              <w:rStyle w:val="Hyperlink"/>
+            </w:rPr>
+            <w:delText xml:space="preserve">proved in the sds notes</w:delText>
+          </w:r>
+        </w:del>
+      </w:hyperlink>
+      <w:del w:id="45" w:author="PR Preview" w:date="2026-01-01T00:00:00Z">
+        <w:r>
+          <w:delText xml:space="preserve">).</w:delText>
+        </w:r>
+      </w:del>
+    </w:p>
+    <w:p>
+      <w:pPr>
+        <w:pStyle w:val="BodyText"/>
+      </w:pPr>
+      <w:ins w:id="46" w:author="PR Preview" w:date="2026-01-01T00:00:00Z">
         <w:r>
           <w:rPr>
-            <w:rStyle w:val="Hyperlink"/>
+            <w:i/>
+            <w:iCs/>
           </w:rPr>
-          <w:t xml:space="preserve">surprisal</w:t>
-        </w:r>
+          <w:t xml:space="preserve">Remark 4</w:t>
+        </w:r>
+      </w:ins>
+      <w:ins w:id="47" w:author="PR Preview" w:date="2026-01-01T00:00:00Z">
+        <w:r>
+          <w:t xml:space="preserve"> (Differential entropy differs from entropy). </w:t>
+        </w:r>
+      </w:ins>
+      <w:ins w:id="48" w:author="PR Preview" w:date="2026-01-01T00:00:00Z">
+        <w:r>
+          <w:t xml:space="preserve">A</w:t>
+        </w:r>
+      </w:ins>
+      <w:ins w:id="49" w:author="PR Preview" w:date="2026-01-01T00:00:00Z">
+        <w:r>
+          <w:t xml:space="preserve"> </w:t>
+        </w:r>
+      </w:ins>
+      <w:hyperlink r:id="rId21">
+        <w:ins w:id="50" w:author="PR Preview" w:date="2026-01-01T00:00:00Z">
+          <w:r>
+            <w:rPr>
+              <w:rStyle w:val="Hyperlink"/>
+            </w:rPr>
+            <w:t xml:space="preserve">density</w:t>
+          </w:r>
+        </w:ins>
       </w:hyperlink>
-      <w:r>
-        <w:t xml:space="preserve"> </w:t>
-      </w:r>
-      <w:r>
-        <w:t xml:space="preserve">of an outcome</w:t>
-      </w:r>
-      <w:r>
-        <w:t xml:space="preserve"> </w:t>
-      </w:r>
+      <w:ins w:id="51" w:author="PR Preview" w:date="2026-01-01T00:00:00Z">
+        <w:r>
+          <w:t xml:space="preserve"> </w:t>
+        </w:r>
+      </w:ins>
+      <w:ins w:id="52" w:author="PR Preview" w:date="2026-01-01T00:00:00Z">
+        <w:r>
+          <w:t xml:space="preserve">value is not a probability,</w:t>
+        </w:r>
+      </w:ins>
+      <w:ins w:id="53" w:author="PR Preview" w:date="2026-01-01T00:00:00Z">
+        <w:r>
+          <w:t xml:space="preserve"> </w:t>
+        </w:r>
+      </w:ins>
+      <w:ins w:id="54" w:author="PR Preview" w:date="2026-01-01T00:00:00Z">
+        <w:r>
+          <w:t xml:space="preserve">so the</w:t>
+        </w:r>
+      </w:ins>
+      <w:ins w:id="55" w:author="PR Preview" w:date="2026-01-01T00:00:00Z">
+        <w:r>
+          <w:t xml:space="preserve"> </w:t>
+        </w:r>
+      </w:ins>
+      <w:hyperlink r:id="rId22">
+        <w:ins w:id="56" w:author="PR Preview" w:date="2026-01-01T00:00:00Z">
+          <w:r>
+            <w:rPr>
+              <w:rStyle w:val="Hyperlink"/>
+            </w:rPr>
+            <w:t xml:space="preserve">surprisal</w:t>
+          </w:r>
+        </w:ins>
+      </w:hyperlink>
+      <w:ins w:id="57" w:author="PR Preview" w:date="2026-01-01T00:00:00Z">
+        <w:r>
+          <w:t xml:space="preserve"> </w:t>
+        </w:r>
+      </w:ins>
+      <w:ins w:id="58" w:author="PR Preview" w:date="2026-01-01T00:00:00Z">
+        <w:r>
+          <w:t xml:space="preserve">of a continuous value</w:t>
+        </w:r>
+      </w:ins>
+      <w:ins w:id="59" w:author="PR Preview" w:date="2026-01-01T00:00:00Z">
+        <w:r>
+          <w:t xml:space="preserve"> </w:t>
+        </w:r>
+      </w:ins>
+      <w:ins w:id="60" w:author="PR Preview" w:date="2026-01-01T00:00:00Z">
+        <w:r>
+          <w:t xml:space="preserve">and the</w:t>
+        </w:r>
+      </w:ins>
+      <w:ins w:id="61" w:author="PR Preview" w:date="2026-01-01T00:00:00Z">
+        <w:r>
+          <w:t xml:space="preserve"> </w:t>
+        </w:r>
+      </w:ins>
+      <w:hyperlink r:id="rId17">
+        <w:ins w:id="62" w:author="PR Preview" w:date="2026-01-01T00:00:00Z">
+          <w:r>
+            <w:rPr>
+              <w:rStyle w:val="Hyperlink"/>
+            </w:rPr>
+            <w:t xml:space="preserve">entropy</w:t>
+          </w:r>
+        </w:ins>
+      </w:hyperlink>
+      <w:ins w:id="63" w:author="PR Preview" w:date="2026-01-01T00:00:00Z">
+        <w:r>
+          <w:t xml:space="preserve"> </w:t>
+        </w:r>
+      </w:ins>
+      <w:ins w:id="64" w:author="PR Preview" w:date="2026-01-01T00:00:00Z">
+        <w:r>
+          <w:t xml:space="preserve">of a continuous random variable</w:t>
+        </w:r>
+      </w:ins>
+      <w:ins w:id="65" w:author="PR Preview" w:date="2026-01-01T00:00:00Z">
+        <w:r>
+          <w:t xml:space="preserve"> </w:t>
+        </w:r>
+      </w:ins>
+      <w:ins w:id="66" w:author="PR Preview" w:date="2026-01-01T00:00:00Z">
+        <w:r>
+          <w:t xml:space="preserve">(the differential entropy)</w:t>
+        </w:r>
+      </w:ins>
+      <w:ins w:id="67" w:author="PR Preview" w:date="2026-01-01T00:00:00Z">
+        <w:r>
+          <w:t xml:space="preserve"> </w:t>
+        </w:r>
+      </w:ins>
+      <w:ins w:id="68" w:author="PR Preview" w:date="2026-01-01T00:00:00Z">
+        <w:r>
+          <w:t xml:space="preserve">behave differently from their discrete counterparts:</w:t>
+        </w:r>
+      </w:ins>
+    </w:p>
+    <w:p>
+      <w:pPr>
+        <w:pStyle w:val="Compact"/>
+        <w:numPr>
+          <w:ilvl w:val="0"/>
+          <w:numId w:val="1001"/>
+        </w:numPr>
+      </w:pPr>
+      <w:ins w:id="69" w:author="PR Preview" w:date="2026-01-01T00:00:00Z">
+        <w:r>
+          <w:rPr>
+            <w:b/>
+            <w:bCs/>
+          </w:rPr>
+          <w:t xml:space="preserve">Sign.</w:t>
+        </w:r>
+      </w:ins>
+      <w:ins w:id="70" w:author="PR Preview" w:date="2026-01-01T00:00:00Z">
+        <w:r>
+          <w:t xml:space="preserve"> </w:t>
+        </w:r>
+      </w:ins>
+      <w:ins w:id="71" w:author="PR Preview" w:date="2026-01-01T00:00:00Z">
+        <w:r>
+          <w:t xml:space="preserve">A density can exceed</w:t>
+        </w:r>
+      </w:ins>
+      <w:ins w:id="72" w:author="PR Preview" w:date="2026-01-01T00:00:00Z">
+        <w:r>
+          <w:t xml:space="preserve"> </w:t>
+        </w:r>
+      </w:ins>
+      <m:oMath>
+        <m:r>
+          <m:t>1</m:t>
+        </m:r>
+      </m:oMath>
+      <w:ins w:id="73" w:author="PR Preview" w:date="2026-01-01T00:00:00Z">
+        <w:r>
+          <w:t xml:space="preserve">,</w:t>
+        </w:r>
+      </w:ins>
+      <w:ins w:id="74" w:author="PR Preview" w:date="2026-01-01T00:00:00Z">
+        <w:r>
+          <w:t xml:space="preserve"> </w:t>
+        </w:r>
+      </w:ins>
+      <w:ins w:id="75" w:author="PR Preview" w:date="2026-01-01T00:00:00Z">
+        <w:r>
+          <w:t xml:space="preserve">so the surprisal</w:t>
+        </w:r>
+      </w:ins>
+      <w:ins w:id="76" w:author="PR Preview" w:date="2026-01-01T00:00:00Z">
+        <w:r>
+          <w:t xml:space="preserve"> </w:t>
+        </w:r>
+      </w:ins>
+      <m:oMath>
+        <m:r>
+          <m:t>s</m:t>
+        </m:r>
+        <m:r>
+          <m:t>​</m:t>
+        </m:r>
+        <m:d>
+          <m:dPr>
+            <m:begChr m:val="("/>
+            <m:sepChr m:val=""/>
+            <m:endChr m:val=")"/>
+            <m:grow/>
+          </m:dPr>
+          <m:e>
+            <m:r>
+              <m:t>x</m:t>
+            </m:r>
+          </m:e>
+        </m:d>
+        <m:r>
+          <m:t>​</m:t>
+        </m:r>
+      </m:oMath>
+      <w:ins w:id="77" w:author="PR Preview" w:date="2026-01-01T00:00:00Z">
+        <w:r>
+          <w:t xml:space="preserve"> </w:t>
+        </w:r>
+      </w:ins>
+      <w:ins w:id="78" w:author="PR Preview" w:date="2026-01-01T00:00:00Z">
+        <w:r>
+          <w:t xml:space="preserve">and the differential entropy can be negative,</w:t>
+        </w:r>
+      </w:ins>
+      <w:ins w:id="79" w:author="PR Preview" w:date="2026-01-01T00:00:00Z">
+        <w:r>
+          <w:t xml:space="preserve"> </w:t>
+        </w:r>
+      </w:ins>
+      <w:ins w:id="80" w:author="PR Preview" w:date="2026-01-01T00:00:00Z">
+        <w:r>
+          <w:t xml:space="preserve">as in the</w:t>
+        </w:r>
+      </w:ins>
+      <w:ins w:id="81" w:author="PR Preview" w:date="2026-01-01T00:00:00Z">
+        <w:r>
+          <w:t xml:space="preserve"> </w:t>
+        </w:r>
+      </w:ins>
+      <w:hyperlink r:id="rId23">
+        <w:ins w:id="82" w:author="PR Preview" w:date="2026-01-01T00:00:00Z">
+          <w:r>
+            <w:rPr>
+              <w:rStyle w:val="Hyperlink"/>
+            </w:rPr>
+            <w:t xml:space="preserve">uniform example</w:t>
+          </w:r>
+        </w:ins>
+      </w:hyperlink>
+      <w:ins w:id="83" w:author="PR Preview" w:date="2026-01-01T00:00:00Z">
+        <w:r>
+          <w:t xml:space="preserve"> </w:t>
+        </w:r>
+      </w:ins>
+      <w:ins w:id="84" w:author="PR Preview" w:date="2026-01-01T00:00:00Z">
+        <w:r>
+          <w:t xml:space="preserve">(Cover and Thomas 2006, sec. 8.1)</w:t>
+        </w:r>
+      </w:ins>
+      <w:ins w:id="85" w:author="PR Preview" w:date="2026-01-01T00:00:00Z">
+        <w:r>
+          <w:t xml:space="preserve">.</w:t>
+        </w:r>
+      </w:ins>
+      <w:ins w:id="86" w:author="PR Preview" w:date="2026-01-01T00:00:00Z">
+        <w:r>
+          <w:t xml:space="preserve"> </w:t>
+        </w:r>
+      </w:ins>
+      <w:ins w:id="87" w:author="PR Preview" w:date="2026-01-01T00:00:00Z">
+        <w:r>
+          <w:t xml:space="preserve">The entropy of a discrete random variable is never negative.</w:t>
+        </w:r>
+      </w:ins>
+    </w:p>
+    <w:p>
+      <w:pPr>
+        <w:pStyle w:val="Compact"/>
+        <w:numPr>
+          <w:ilvl w:val="0"/>
+          <w:numId w:val="1001"/>
+        </w:numPr>
+      </w:pPr>
+      <w:ins w:id="88" w:author="PR Preview" w:date="2026-01-01T00:00:00Z">
+        <w:r>
+          <w:rPr>
+            <w:b/>
+            <w:bCs/>
+          </w:rPr>
+          <w:t xml:space="preserve">Units.</w:t>
+        </w:r>
+      </w:ins>
+      <w:ins w:id="89" w:author="PR Preview" w:date="2026-01-01T00:00:00Z">
+        <w:r>
+          <w:t xml:space="preserve"> </w:t>
+        </w:r>
+      </w:ins>
+      <w:ins w:id="90" w:author="PR Preview" w:date="2026-01-01T00:00:00Z">
+        <w:r>
+          <w:t xml:space="preserve">Rescaling changes the differential entropy:</w:t>
+        </w:r>
+      </w:ins>
+      <w:ins w:id="91" w:author="PR Preview" w:date="2026-01-01T00:00:00Z">
+        <w:r>
+          <w:t xml:space="preserve"> </w:t>
+        </w:r>
+      </w:ins>
+      <m:oMath>
+        <m:r>
+          <m:t>H</m:t>
+        </m:r>
+        <m:r>
+          <m:t>​</m:t>
+        </m:r>
+        <m:d>
+          <m:dPr>
+            <m:begChr m:val="("/>
+            <m:sepChr m:val=""/>
+            <m:endChr m:val=")"/>
+            <m:grow/>
+          </m:dPr>
+          <m:e>
+            <m:r>
+              <m:t>a</m:t>
+            </m:r>
+            <m:r>
+              <m:t>X</m:t>
+            </m:r>
+          </m:e>
+        </m:d>
+        <m:r>
+          <m:t>​</m:t>
+        </m:r>
+        <m:r>
+          <m:rPr>
+            <m:sty m:val="p"/>
+          </m:rPr>
+          <m:t>=</m:t>
+        </m:r>
+        <m:r>
+          <m:t>H</m:t>
+        </m:r>
+        <m:r>
+          <m:t>​</m:t>
+        </m:r>
+        <m:d>
+          <m:dPr>
+            <m:begChr m:val="("/>
+            <m:sepChr m:val=""/>
+            <m:endChr m:val=")"/>
+            <m:grow/>
+          </m:dPr>
+          <m:e>
+            <m:r>
+              <m:t>X</m:t>
+            </m:r>
+          </m:e>
+        </m:d>
+        <m:r>
+          <m:t>​</m:t>
+        </m:r>
+        <m:r>
+          <m:rPr>
+            <m:sty m:val="p"/>
+          </m:rPr>
+          <m:t>+</m:t>
+        </m:r>
+        <m:r>
+          <m:rPr>
+            <m:sty m:val="p"/>
+          </m:rPr>
+          <m:t>log</m:t>
+        </m:r>
+        <m:r>
+          <m:rPr>
+            <m:sty m:val="p"/>
+          </m:rPr>
+          <m:t>|</m:t>
+        </m:r>
+        <m:r>
+          <m:t>a</m:t>
+        </m:r>
+        <m:r>
+          <m:rPr>
+            <m:sty m:val="p"/>
+          </m:rPr>
+          <m:t>|</m:t>
+        </m:r>
+      </m:oMath>
+      <w:ins w:id="92" w:author="PR Preview" w:date="2026-01-01T00:00:00Z">
+        <w:r>
+          <w:t xml:space="preserve"> </w:t>
+        </w:r>
+      </w:ins>
+      <w:ins w:id="93" w:author="PR Preview" w:date="2026-01-01T00:00:00Z">
+        <w:r>
+          <w:t xml:space="preserve">for a constant</w:t>
+        </w:r>
+      </w:ins>
+      <w:ins w:id="94" w:author="PR Preview" w:date="2026-01-01T00:00:00Z">
+        <w:r>
+          <w:t xml:space="preserve"> </w:t>
+        </w:r>
+      </w:ins>
+      <m:oMath>
+        <m:r>
+          <m:t>a</m:t>
+        </m:r>
+        <m:r>
+          <m:rPr>
+            <m:sty m:val="p"/>
+          </m:rPr>
+          <m:t>≠</m:t>
+        </m:r>
+        <m:r>
+          <m:t>0</m:t>
+        </m:r>
+      </m:oMath>
+      <w:ins w:id="95" w:author="PR Preview" w:date="2026-01-01T00:00:00Z">
+        <w:r>
+          <w:t xml:space="preserve"> </w:t>
+        </w:r>
+      </w:ins>
+      <w:ins w:id="96" w:author="PR Preview" w:date="2026-01-01T00:00:00Z">
+        <w:r>
+          <w:t xml:space="preserve">(Cover and Thomas 2006, Theorem 8.6.4)</w:t>
+        </w:r>
+      </w:ins>
+      <w:ins w:id="97" w:author="PR Preview" w:date="2026-01-01T00:00:00Z">
+        <w:r>
+          <w:t xml:space="preserve">.</w:t>
+        </w:r>
+      </w:ins>
+      <w:ins w:id="98" w:author="PR Preview" w:date="2026-01-01T00:00:00Z">
+        <w:r>
+          <w:t xml:space="preserve"> </w:t>
+        </w:r>
+      </w:ins>
+      <w:ins w:id="99" w:author="PR Preview" w:date="2026-01-01T00:00:00Z">
+        <w:r>
+          <w:t xml:space="preserve">Measuring the same quantity in metres rather than centimetres therefore changes it.</w:t>
+        </w:r>
+      </w:ins>
+      <w:ins w:id="100" w:author="PR Preview" w:date="2026-01-01T00:00:00Z">
+        <w:r>
+          <w:t xml:space="preserve"> </w:t>
+        </w:r>
+      </w:ins>
+      <w:ins w:id="101" w:author="PR Preview" w:date="2026-01-01T00:00:00Z">
+        <w:r>
+          <w:t xml:space="preserve">Adding a constant does not:</w:t>
+        </w:r>
+      </w:ins>
+      <w:ins w:id="102" w:author="PR Preview" w:date="2026-01-01T00:00:00Z">
+        <w:r>
+          <w:t xml:space="preserve"> </w:t>
+        </w:r>
+      </w:ins>
+      <m:oMath>
+        <m:r>
+          <m:t>H</m:t>
+        </m:r>
+        <m:r>
+          <m:t>​</m:t>
+        </m:r>
+        <m:d>
+          <m:dPr>
+            <m:begChr m:val="("/>
+            <m:sepChr m:val=""/>
+            <m:endChr m:val=")"/>
+            <m:grow/>
+          </m:dPr>
+          <m:e>
+            <m:r>
+              <m:t>X</m:t>
+            </m:r>
+            <m:r>
+              <m:rPr>
+                <m:sty m:val="p"/>
+              </m:rPr>
+              <m:t>+</m:t>
+            </m:r>
+            <m:r>
+              <m:t>c</m:t>
+            </m:r>
+          </m:e>
+        </m:d>
+        <m:r>
+          <m:t>​</m:t>
+        </m:r>
+        <m:r>
+          <m:rPr>
+            <m:sty m:val="p"/>
+          </m:rPr>
+          <m:t>=</m:t>
+        </m:r>
+        <m:r>
+          <m:t>H</m:t>
+        </m:r>
+        <m:r>
+          <m:t>​</m:t>
+        </m:r>
+        <m:d>
+          <m:dPr>
+            <m:begChr m:val="("/>
+            <m:sepChr m:val=""/>
+            <m:endChr m:val=")"/>
+            <m:grow/>
+          </m:dPr>
+          <m:e>
+            <m:r>
+              <m:t>X</m:t>
+            </m:r>
+          </m:e>
+        </m:d>
+        <m:r>
+          <m:t>​</m:t>
+        </m:r>
+      </m:oMath>
+      <w:ins w:id="103" w:author="PR Preview" w:date="2026-01-01T00:00:00Z">
+        <w:r>
+          <w:t xml:space="preserve"> </w:t>
+        </w:r>
+      </w:ins>
+      <w:ins w:id="104" w:author="PR Preview" w:date="2026-01-01T00:00:00Z">
+        <w:r>
+          <w:t xml:space="preserve">(Cover and Thomas 2006, Theorem 8.6.3)</w:t>
+        </w:r>
+      </w:ins>
+      <w:ins w:id="105" w:author="PR Preview" w:date="2026-01-01T00:00:00Z">
+        <w:r>
+          <w:t xml:space="preserve">.</w:t>
+        </w:r>
+      </w:ins>
+    </w:p>
+    <w:p>
+      <w:pPr>
+        <w:pStyle w:val="Compact"/>
+        <w:numPr>
+          <w:ilvl w:val="0"/>
+          <w:numId w:val="1001"/>
+        </w:numPr>
+      </w:pPr>
+      <w:ins w:id="106" w:author="PR Preview" w:date="2026-01-01T00:00:00Z">
+        <w:r>
+          <w:rPr>
+            <w:b/>
+            <w:bCs/>
+          </w:rPr>
+          <w:t xml:space="preserve">Not a limit of entropy.</w:t>
+        </w:r>
+      </w:ins>
+      <w:ins w:id="107" w:author="PR Preview" w:date="2026-01-01T00:00:00Z">
+        <w:r>
+          <w:t xml:space="preserve"> </w:t>
+        </w:r>
+      </w:ins>
+      <w:ins w:id="108" w:author="PR Preview" w:date="2026-01-01T00:00:00Z">
+        <w:r>
+          <w:t xml:space="preserve">Round a continuous</w:t>
+        </w:r>
+      </w:ins>
+      <w:ins w:id="109" w:author="PR Preview" w:date="2026-01-01T00:00:00Z">
+        <w:r>
+          <w:t xml:space="preserve"> </w:t>
+        </w:r>
+      </w:ins>
+      <m:oMath>
+        <m:r>
+          <m:t>X</m:t>
+        </m:r>
+      </m:oMath>
+      <w:ins w:id="110" w:author="PR Preview" w:date="2026-01-01T00:00:00Z">
+        <w:r>
+          <w:t xml:space="preserve"> </w:t>
+        </w:r>
+      </w:ins>
+      <w:ins w:id="111" w:author="PR Preview" w:date="2026-01-01T00:00:00Z">
+        <w:r>
+          <w:t xml:space="preserve">to bins of width</w:t>
+        </w:r>
+      </w:ins>
+      <w:ins w:id="112" w:author="PR Preview" w:date="2026-01-01T00:00:00Z">
+        <w:r>
+          <w:t xml:space="preserve"> </w:t>
+        </w:r>
+      </w:ins>
+      <m:oMath>
+        <m:r>
+          <m:rPr>
+            <m:sty m:val="p"/>
+          </m:rPr>
+          <m:t>Δ</m:t>
+        </m:r>
+      </m:oMath>
+      <w:ins w:id="113" w:author="PR Preview" w:date="2026-01-01T00:00:00Z">
+        <w:r>
+          <w:t xml:space="preserve">,</w:t>
+        </w:r>
+      </w:ins>
+      <w:ins w:id="114" w:author="PR Preview" w:date="2026-01-01T00:00:00Z">
+        <w:r>
+          <w:t xml:space="preserve"> </w:t>
+        </w:r>
+      </w:ins>
+      <w:ins w:id="115" w:author="PR Preview" w:date="2026-01-01T00:00:00Z">
+        <w:r>
+          <w:t xml:space="preserve">which gives a discrete random variable</w:t>
+        </w:r>
+      </w:ins>
+      <w:ins w:id="116" w:author="PR Preview" w:date="2026-01-01T00:00:00Z">
+        <w:r>
+          <w:t xml:space="preserve"> </w:t>
+        </w:r>
+      </w:ins>
+      <m:oMath>
+        <m:sSup>
+          <m:e>
+            <m:r>
+              <m:t>X</m:t>
+            </m:r>
+          </m:e>
+          <m:sup>
+            <m:r>
+              <m:rPr>
+                <m:sty m:val="p"/>
+              </m:rPr>
+              <m:t>Δ</m:t>
+            </m:r>
+          </m:sup>
+        </m:sSup>
+      </m:oMath>
+      <w:ins w:id="117" w:author="PR Preview" w:date="2026-01-01T00:00:00Z">
+        <w:r>
+          <w:t xml:space="preserve">.</w:t>
+        </w:r>
+      </w:ins>
+      <w:ins w:id="118" w:author="PR Preview" w:date="2026-01-01T00:00:00Z">
+        <w:r>
+          <w:t xml:space="preserve"> </w:t>
+        </w:r>
+      </w:ins>
+      <w:ins w:id="119" w:author="PR Preview" w:date="2026-01-01T00:00:00Z">
+        <w:r>
+          <w:t xml:space="preserve">Then</w:t>
+        </w:r>
+      </w:ins>
+      <w:ins w:id="120" w:author="PR Preview" w:date="2026-01-01T00:00:00Z">
+        <w:r>
+          <w:t xml:space="preserve"> </w:t>
+        </w:r>
+      </w:ins>
+      <m:oMath>
+        <m:r>
+          <m:t>H</m:t>
+        </m:r>
+        <m:r>
+          <m:t>​</m:t>
+        </m:r>
+        <m:d>
+          <m:dPr>
+            <m:begChr m:val="("/>
+            <m:sepChr m:val=""/>
+            <m:endChr m:val=")"/>
+            <m:grow/>
+          </m:dPr>
+          <m:e>
+            <m:sSup>
+              <m:e>
+                <m:r>
+                  <m:t>X</m:t>
+                </m:r>
+              </m:e>
+              <m:sup>
+                <m:r>
+                  <m:rPr>
+                    <m:sty m:val="p"/>
+                  </m:rPr>
+                  <m:t>Δ</m:t>
+                </m:r>
+              </m:sup>
+            </m:sSup>
+          </m:e>
+        </m:d>
+        <m:r>
+          <m:t>​</m:t>
+        </m:r>
+        <m:r>
+          <m:rPr>
+            <m:sty m:val="p"/>
+          </m:rPr>
+          <m:t>+</m:t>
+        </m:r>
+        <m:r>
+          <m:rPr>
+            <m:sty m:val="p"/>
+          </m:rPr>
+          <m:t>log</m:t>
+        </m:r>
+        <m:r>
+          <m:rPr>
+            <m:sty m:val="p"/>
+          </m:rPr>
+          <m:t>Δ</m:t>
+        </m:r>
+        <m:r>
+          <m:rPr>
+            <m:sty m:val="p"/>
+          </m:rPr>
+          <m:t>→</m:t>
+        </m:r>
+        <m:r>
+          <m:t>H</m:t>
+        </m:r>
+        <m:r>
+          <m:t>​</m:t>
+        </m:r>
+        <m:d>
+          <m:dPr>
+            <m:begChr m:val="("/>
+            <m:sepChr m:val=""/>
+            <m:endChr m:val=")"/>
+            <m:grow/>
+          </m:dPr>
+          <m:e>
+            <m:r>
+              <m:t>X</m:t>
+            </m:r>
+          </m:e>
+        </m:d>
+        <m:r>
+          <m:t>​</m:t>
+        </m:r>
+      </m:oMath>
+      <w:ins w:id="121" w:author="PR Preview" w:date="2026-01-01T00:00:00Z">
+        <w:r>
+          <w:t xml:space="preserve"> </w:t>
+        </w:r>
+      </w:ins>
+      <w:ins w:id="122" w:author="PR Preview" w:date="2026-01-01T00:00:00Z">
+        <w:r>
+          <w:t xml:space="preserve">as</w:t>
+        </w:r>
+      </w:ins>
+      <w:ins w:id="123" w:author="PR Preview" w:date="2026-01-01T00:00:00Z">
+        <w:r>
+          <w:t xml:space="preserve"> </w:t>
+        </w:r>
+      </w:ins>
+      <m:oMath>
+        <m:r>
+          <m:rPr>
+            <m:sty m:val="p"/>
+          </m:rPr>
+          <m:t>Δ</m:t>
+        </m:r>
+        <m:r>
+          <m:rPr>
+            <m:sty m:val="p"/>
+          </m:rPr>
+          <m:t>→</m:t>
+        </m:r>
+        <m:r>
+          <m:t>0</m:t>
+        </m:r>
+      </m:oMath>
+      <w:ins w:id="124" w:author="PR Preview" w:date="2026-01-01T00:00:00Z">
+        <w:r>
+          <w:t xml:space="preserve"> </w:t>
+        </w:r>
+      </w:ins>
+      <w:ins w:id="125" w:author="PR Preview" w:date="2026-01-01T00:00:00Z">
+        <w:r>
+          <w:t xml:space="preserve">(Cover and Thomas 2006, Theorem 8.3.1)</w:t>
+        </w:r>
+      </w:ins>
+      <w:ins w:id="126" w:author="PR Preview" w:date="2026-01-01T00:00:00Z">
+        <w:r>
+          <w:t xml:space="preserve">.</w:t>
+        </w:r>
+      </w:ins>
+      <w:ins w:id="127" w:author="PR Preview" w:date="2026-01-01T00:00:00Z">
+        <w:r>
+          <w:t xml:space="preserve"> </w:t>
+        </w:r>
+      </w:ins>
+      <w:ins w:id="128" w:author="PR Preview" w:date="2026-01-01T00:00:00Z">
+        <w:r>
+          <w:t xml:space="preserve">The entropy</w:t>
+        </w:r>
+      </w:ins>
+      <w:ins w:id="129" w:author="PR Preview" w:date="2026-01-01T00:00:00Z">
+        <w:r>
+          <w:t xml:space="preserve"> </w:t>
+        </w:r>
+      </w:ins>
+      <m:oMath>
+        <m:r>
+          <m:t>H</m:t>
+        </m:r>
+        <m:r>
+          <m:t>​</m:t>
+        </m:r>
+        <m:d>
+          <m:dPr>
+            <m:begChr m:val="("/>
+            <m:sepChr m:val=""/>
+            <m:endChr m:val=")"/>
+            <m:grow/>
+          </m:dPr>
+          <m:e>
+            <m:sSup>
+              <m:e>
+                <m:r>
+                  <m:t>X</m:t>
+                </m:r>
+              </m:e>
+              <m:sup>
+                <m:r>
+                  <m:rPr>
+                    <m:sty m:val="p"/>
+                  </m:rPr>
+                  <m:t>Δ</m:t>
+                </m:r>
+              </m:sup>
+            </m:sSup>
+          </m:e>
+        </m:d>
+        <m:r>
+          <m:t>​</m:t>
+        </m:r>
+      </m:oMath>
+      <w:ins w:id="130" w:author="PR Preview" w:date="2026-01-01T00:00:00Z">
+        <w:r>
+          <w:t xml:space="preserve"> </w:t>
+        </w:r>
+      </w:ins>
+      <w:ins w:id="131" w:author="PR Preview" w:date="2026-01-01T00:00:00Z">
+        <w:r>
+          <w:t xml:space="preserve">itself grows without bound as</w:t>
+        </w:r>
+      </w:ins>
+      <w:ins w:id="132" w:author="PR Preview" w:date="2026-01-01T00:00:00Z">
+        <w:r>
+          <w:t xml:space="preserve"> </w:t>
+        </w:r>
+      </w:ins>
+      <m:oMath>
+        <m:r>
+          <m:rPr>
+            <m:sty m:val="p"/>
+          </m:rPr>
+          <m:t>Δ</m:t>
+        </m:r>
+        <m:r>
+          <m:rPr>
+            <m:sty m:val="p"/>
+          </m:rPr>
+          <m:t>→</m:t>
+        </m:r>
+        <m:r>
+          <m:t>0</m:t>
+        </m:r>
+      </m:oMath>
+      <w:ins w:id="133" w:author="PR Preview" w:date="2026-01-01T00:00:00Z">
+        <w:r>
+          <w:t xml:space="preserve">,</w:t>
+        </w:r>
+      </w:ins>
+      <w:ins w:id="134" w:author="PR Preview" w:date="2026-01-01T00:00:00Z">
+        <w:r>
+          <w:t xml:space="preserve"> </w:t>
+        </w:r>
+      </w:ins>
+      <w:ins w:id="135" w:author="PR Preview" w:date="2026-01-01T00:00:00Z">
+        <w:r>
+          <w:t xml:space="preserve">so the differential entropy is not its limit.</w:t>
+        </w:r>
+      </w:ins>
+    </w:p>
+    <w:bookmarkEnd w:id="24"/>
+    <w:bookmarkStart w:id="29" w:name="rem-surprisal-fisher-information"/>
+    <w:p>
+      <w:pPr>
+        <w:pStyle w:val="FirstParagraph"/>
+      </w:pPr>
+      <w:ins w:id="136" w:author="PR Preview" w:date="2026-01-01T00:00:00Z">
+        <w:r>
+          <w:rPr>
+            <w:i/>
+            <w:iCs/>
+          </w:rPr>
+          <w:t xml:space="preserve">Remark 5</w:t>
+        </w:r>
+      </w:ins>
+      <w:ins w:id="137" w:author="PR Preview" w:date="2026-01-01T00:00:00Z">
+        <w:r>
+          <w:t xml:space="preserve"> (Surprisal and the Fisher information). </w:t>
+        </w:r>
+      </w:ins>
+      <w:ins w:id="138" w:author="PR Preview" w:date="2026-01-01T00:00:00Z">
+        <w:r>
+          <w:t xml:space="preserve">When the probabilities depend on a parameter</w:t>
+        </w:r>
+      </w:ins>
+      <w:ins w:id="139" w:author="PR Preview" w:date="2026-01-01T00:00:00Z">
+        <w:r>
+          <w:t xml:space="preserve"> </w:t>
+        </w:r>
+      </w:ins>
+      <m:oMath>
+        <m:r>
+          <m:t>θ</m:t>
+        </m:r>
+      </m:oMath>
+      <w:ins w:id="140" w:author="PR Preview" w:date="2026-01-01T00:00:00Z">
+        <w:r>
+          <w:t xml:space="preserve">,</w:t>
+        </w:r>
+      </w:ins>
+      <w:ins w:id="141" w:author="PR Preview" w:date="2026-01-01T00:00:00Z">
+        <w:r>
+          <w:t xml:space="preserve"> </w:t>
+        </w:r>
+      </w:ins>
+      <w:ins w:id="142" w:author="PR Preview" w:date="2026-01-01T00:00:00Z">
+        <w:r>
+          <w:t xml:space="preserve">the</w:t>
+        </w:r>
+      </w:ins>
+      <w:ins w:id="143" w:author="PR Preview" w:date="2026-01-01T00:00:00Z">
+        <w:r>
+          <w:t xml:space="preserve"> </w:t>
+        </w:r>
+      </w:ins>
+      <w:hyperlink w:anchor="def-surprisal">
+        <w:ins w:id="144" w:author="PR Preview" w:date="2026-01-01T00:00:00Z">
+          <w:r>
+            <w:rPr>
+              <w:rStyle w:val="Hyperlink"/>
+            </w:rPr>
+            <w:t xml:space="preserve">surprisal</w:t>
+          </w:r>
+        </w:ins>
+      </w:hyperlink>
+      <w:ins w:id="145" w:author="PR Preview" w:date="2026-01-01T00:00:00Z">
+        <w:r>
+          <w:t xml:space="preserve"> </w:t>
+        </w:r>
+      </w:ins>
+      <w:ins w:id="146" w:author="PR Preview" w:date="2026-01-01T00:00:00Z">
+        <w:r>
+          <w:t xml:space="preserve">of an outcome</w:t>
+        </w:r>
+      </w:ins>
+      <w:ins w:id="147" w:author="PR Preview" w:date="2026-01-01T00:00:00Z">
+        <w:r>
+          <w:t xml:space="preserve"> </w:t>
+        </w:r>
+      </w:ins>
       <m:oMath>
         <m:r>
           <m:t>x</m:t>
         </m:r>
       </m:oMath>
-      <w:r>
-        <w:t xml:space="preserve"> </w:t>
-      </w:r>
-      <w:r>
-        <w:t xml:space="preserve">is</w:t>
-      </w:r>
-      <w:r>
-        <w:t xml:space="preserve"> </w:t>
-      </w:r>
+      <w:ins w:id="148" w:author="PR Preview" w:date="2026-01-01T00:00:00Z">
+        <w:r>
+          <w:t xml:space="preserve"> </w:t>
+        </w:r>
+      </w:ins>
+      <w:ins w:id="149" w:author="PR Preview" w:date="2026-01-01T00:00:00Z">
+        <w:r>
+          <w:t xml:space="preserve">is</w:t>
+        </w:r>
+      </w:ins>
+      <w:ins w:id="150" w:author="PR Preview" w:date="2026-01-01T00:00:00Z">
+        <w:r>
+          <w:t xml:space="preserve"> </w:t>
+        </w:r>
+      </w:ins>
       <m:oMath>
         <m:r>
           <m:rPr>
@@ -2969,119 +4195,175 @@
           <m:t>)</m:t>
         </m:r>
       </m:oMath>
-      <w:r>
-        <w:t xml:space="preserve">,</w:t>
-      </w:r>
-      <w:r>
-        <w:t xml:space="preserve"> </w:t>
-      </w:r>
-      <w:r>
-        <w:t xml:space="preserve">which is minus the log-likelihood.</w:t>
-      </w:r>
-      <w:r>
-        <w:t xml:space="preserve"> </w:t>
-      </w:r>
-      <w:r>
-        <w:t xml:space="preserve">Its derivative with respect to</w:t>
-      </w:r>
-      <w:r>
-        <w:t xml:space="preserve"> </w:t>
-      </w:r>
+      <w:ins w:id="151" w:author="PR Preview" w:date="2026-01-01T00:00:00Z">
+        <w:r>
+          <w:t xml:space="preserve">,</w:t>
+        </w:r>
+      </w:ins>
+      <w:ins w:id="152" w:author="PR Preview" w:date="2026-01-01T00:00:00Z">
+        <w:r>
+          <w:t xml:space="preserve"> </w:t>
+        </w:r>
+      </w:ins>
+      <w:ins w:id="153" w:author="PR Preview" w:date="2026-01-01T00:00:00Z">
+        <w:r>
+          <w:t xml:space="preserve">which is minus the log-likelihood.</w:t>
+        </w:r>
+      </w:ins>
+      <w:ins w:id="154" w:author="PR Preview" w:date="2026-01-01T00:00:00Z">
+        <w:r>
+          <w:t xml:space="preserve"> </w:t>
+        </w:r>
+      </w:ins>
+      <w:ins w:id="155" w:author="PR Preview" w:date="2026-01-01T00:00:00Z">
+        <w:r>
+          <w:t xml:space="preserve">Its derivative with respect to</w:t>
+        </w:r>
+      </w:ins>
+      <w:ins w:id="156" w:author="PR Preview" w:date="2026-01-01T00:00:00Z">
+        <w:r>
+          <w:t xml:space="preserve"> </w:t>
+        </w:r>
+      </w:ins>
       <m:oMath>
         <m:r>
           <m:t>θ</m:t>
         </m:r>
       </m:oMath>
-      <w:r>
-        <w:t xml:space="preserve"> </w:t>
-      </w:r>
-      <w:r>
-        <w:t xml:space="preserve">is minus the</w:t>
-      </w:r>
-      <w:r>
-        <w:t xml:space="preserve"> </w:t>
-      </w:r>
-      <w:hyperlink r:id="rId21">
-        <w:r>
-          <w:rPr>
-            <w:rStyle w:val="Hyperlink"/>
-          </w:rPr>
-          <w:t xml:space="preserve">score</w:t>
-        </w:r>
+      <w:ins w:id="157" w:author="PR Preview" w:date="2026-01-01T00:00:00Z">
+        <w:r>
+          <w:t xml:space="preserve"> </w:t>
+        </w:r>
+      </w:ins>
+      <w:ins w:id="158" w:author="PR Preview" w:date="2026-01-01T00:00:00Z">
+        <w:r>
+          <w:t xml:space="preserve">is minus the</w:t>
+        </w:r>
+      </w:ins>
+      <w:ins w:id="159" w:author="PR Preview" w:date="2026-01-01T00:00:00Z">
+        <w:r>
+          <w:t xml:space="preserve"> </w:t>
+        </w:r>
+      </w:ins>
+      <w:hyperlink r:id="rId25">
+        <w:ins w:id="160" w:author="PR Preview" w:date="2026-01-01T00:00:00Z">
+          <w:r>
+            <w:rPr>
+              <w:rStyle w:val="Hyperlink"/>
+            </w:rPr>
+            <w:t xml:space="preserve">score</w:t>
+          </w:r>
+        </w:ins>
       </w:hyperlink>
-      <w:r>
-        <w:t xml:space="preserve">.</w:t>
-      </w:r>
-      <w:r>
-        <w:t xml:space="preserve"> </w:t>
-      </w:r>
-      <w:r>
-        <w:t xml:space="preserve">The expected squared score is the</w:t>
-      </w:r>
-      <w:r>
-        <w:t xml:space="preserve"> </w:t>
-      </w:r>
-      <w:hyperlink r:id="rId22">
-        <w:r>
-          <w:rPr>
-            <w:rStyle w:val="Hyperlink"/>
-          </w:rPr>
-          <w:t xml:space="preserve">expected (Fisher) information</w:t>
-        </w:r>
+      <w:ins w:id="161" w:author="PR Preview" w:date="2026-01-01T00:00:00Z">
+        <w:r>
+          <w:t xml:space="preserve">.</w:t>
+        </w:r>
+      </w:ins>
+      <w:ins w:id="162" w:author="PR Preview" w:date="2026-01-01T00:00:00Z">
+        <w:r>
+          <w:t xml:space="preserve"> </w:t>
+        </w:r>
+      </w:ins>
+      <w:ins w:id="163" w:author="PR Preview" w:date="2026-01-01T00:00:00Z">
+        <w:r>
+          <w:t xml:space="preserve">The expected squared score is the</w:t>
+        </w:r>
+      </w:ins>
+      <w:ins w:id="164" w:author="PR Preview" w:date="2026-01-01T00:00:00Z">
+        <w:r>
+          <w:t xml:space="preserve"> </w:t>
+        </w:r>
+      </w:ins>
+      <w:hyperlink r:id="rId26">
+        <w:ins w:id="165" w:author="PR Preview" w:date="2026-01-01T00:00:00Z">
+          <w:r>
+            <w:rPr>
+              <w:rStyle w:val="Hyperlink"/>
+            </w:rPr>
+            <w:t xml:space="preserve">expected (Fisher) information</w:t>
+          </w:r>
+        </w:ins>
       </w:hyperlink>
-      <w:r>
-        <w:t xml:space="preserve">,</w:t>
-      </w:r>
-      <w:r>
-        <w:t xml:space="preserve"> </w:t>
-      </w:r>
-      <w:r>
-        <w:t xml:space="preserve">which is also the second derivative, at the true parameter value,</w:t>
-      </w:r>
-      <w:r>
-        <w:t xml:space="preserve"> </w:t>
-      </w:r>
-      <w:r>
-        <w:t xml:space="preserve">of the</w:t>
-      </w:r>
-      <w:r>
-        <w:t xml:space="preserve"> </w:t>
-      </w:r>
-      <w:hyperlink r:id="rId23">
-        <w:r>
-          <w:rPr>
-            <w:rStyle w:val="Hyperlink"/>
-          </w:rPr>
-          <w:t xml:space="preserve">Kullback–Leibler divergence</w:t>
-        </w:r>
+      <w:ins w:id="166" w:author="PR Preview" w:date="2026-01-01T00:00:00Z">
+        <w:r>
+          <w:t xml:space="preserve">,</w:t>
+        </w:r>
+      </w:ins>
+      <w:ins w:id="167" w:author="PR Preview" w:date="2026-01-01T00:00:00Z">
+        <w:r>
+          <w:t xml:space="preserve"> </w:t>
+        </w:r>
+      </w:ins>
+      <w:ins w:id="168" w:author="PR Preview" w:date="2026-01-01T00:00:00Z">
+        <w:r>
+          <w:t xml:space="preserve">which is also the second derivative, at the true parameter value,</w:t>
+        </w:r>
+      </w:ins>
+      <w:ins w:id="169" w:author="PR Preview" w:date="2026-01-01T00:00:00Z">
+        <w:r>
+          <w:t xml:space="preserve"> </w:t>
+        </w:r>
+      </w:ins>
+      <w:ins w:id="170" w:author="PR Preview" w:date="2026-01-01T00:00:00Z">
+        <w:r>
+          <w:t xml:space="preserve">of the</w:t>
+        </w:r>
+      </w:ins>
+      <w:ins w:id="171" w:author="PR Preview" w:date="2026-01-01T00:00:00Z">
+        <w:r>
+          <w:t xml:space="preserve"> </w:t>
+        </w:r>
+      </w:ins>
+      <w:hyperlink r:id="rId27">
+        <w:ins w:id="172" w:author="PR Preview" w:date="2026-01-01T00:00:00Z">
+          <w:r>
+            <w:rPr>
+              <w:rStyle w:val="Hyperlink"/>
+            </w:rPr>
+            <w:t xml:space="preserve">Kullback–Leibler divergence</w:t>
+          </w:r>
+        </w:ins>
       </w:hyperlink>
-      <w:r>
-        <w:t xml:space="preserve"> </w:t>
-      </w:r>
-      <w:r>
-        <w:t xml:space="preserve">between the model at that value and the model at the varying value</w:t>
-      </w:r>
-      <w:r>
-        <w:t xml:space="preserve"> </w:t>
-      </w:r>
-      <w:r>
-        <w:t xml:space="preserve">(</w:t>
-      </w:r>
-      <w:hyperlink r:id="rId24">
-        <w:r>
-          <w:rPr>
-            <w:rStyle w:val="Hyperlink"/>
-          </w:rPr>
-          <w:t xml:space="preserve">proved in the sds notes</w:t>
-        </w:r>
+      <w:ins w:id="173" w:author="PR Preview" w:date="2026-01-01T00:00:00Z">
+        <w:r>
+          <w:t xml:space="preserve"> </w:t>
+        </w:r>
+      </w:ins>
+      <w:ins w:id="174" w:author="PR Preview" w:date="2026-01-01T00:00:00Z">
+        <w:r>
+          <w:t xml:space="preserve">between the model at that value and the model at the varying value</w:t>
+        </w:r>
+      </w:ins>
+      <w:ins w:id="175" w:author="PR Preview" w:date="2026-01-01T00:00:00Z">
+        <w:r>
+          <w:t xml:space="preserve"> </w:t>
+        </w:r>
+      </w:ins>
+      <w:ins w:id="176" w:author="PR Preview" w:date="2026-01-01T00:00:00Z">
+        <w:r>
+          <w:t xml:space="preserve">(</w:t>
+        </w:r>
+      </w:ins>
+      <w:hyperlink r:id="rId28">
+        <w:ins w:id="177" w:author="PR Preview" w:date="2026-01-01T00:00:00Z">
+          <w:r>
+            <w:rPr>
+              <w:rStyle w:val="Hyperlink"/>
+            </w:rPr>
+            <w:t xml:space="preserve">proved in the sds notes</w:t>
+          </w:r>
+        </w:ins>
       </w:hyperlink>
-      <w:r>
-        <w:t xml:space="preserve">).</w:t>
-      </w:r>
+      <w:ins w:id="178" w:author="PR Preview" w:date="2026-01-01T00:00:00Z">
+        <w:r>
+          <w:t xml:space="preserve">).</w:t>
+        </w:r>
+      </w:ins>
     </w:p>
-    <w:bookmarkEnd w:id="25"/>
-    <w:bookmarkEnd w:id="26"/>
-    <w:bookmarkStart w:id="31" w:name="sec-conditional-entropy"/>
+    <w:bookmarkEnd w:id="29"/>
+    <w:bookmarkEnd w:id="30"/>
+    <w:bookmarkStart w:id="35" w:name="sec-conditional-entropy"/>
     <w:p>
       <w:pPr>
         <w:pStyle w:val="Heading2"/>
@@ -3090,7 +4372,7 @@
         <w:t xml:space="preserve">2 Joint and conditional entropy</w:t>
       </w:r>
     </w:p>
-    <w:bookmarkStart w:id="27" w:name="def-joint-entropy"/>
+    <w:bookmarkStart w:id="31" w:name="def-joint-entropy"/>
     <w:p>
       <w:pPr>
         <w:pStyle w:val="FirstParagraph"/>
@@ -3511,8 +4793,8 @@
         <w:t xml:space="preserve">.</w:t>
       </w:r>
     </w:p>
-    <w:bookmarkEnd w:id="27"/>
-    <w:bookmarkStart w:id="28" w:name="def-entropy-given-value"/>
+    <w:bookmarkEnd w:id="31"/>
+    <w:bookmarkStart w:id="32" w:name="def-entropy-given-value"/>
     <w:p>
       <w:pPr>
         <w:pStyle w:val="BodyText"/>
@@ -4035,8 +5317,8 @@
         <w:t xml:space="preserve">.</w:t>
       </w:r>
     </w:p>
-    <w:bookmarkEnd w:id="28"/>
-    <w:bookmarkStart w:id="29" w:name="def-conditional-entropy"/>
+    <w:bookmarkEnd w:id="32"/>
+    <w:bookmarkStart w:id="33" w:name="def-conditional-entropy"/>
     <w:p>
       <w:pPr>
         <w:pStyle w:val="BodyText"/>
@@ -4483,8 +5765,8 @@
         <w:t xml:space="preserve">.</w:t>
       </w:r>
     </w:p>
-    <w:bookmarkEnd w:id="29"/>
-    <w:bookmarkStart w:id="30" w:name="thm-entropy-chain-rule"/>
+    <w:bookmarkEnd w:id="33"/>
+    <w:bookmarkStart w:id="34" w:name="thm-entropy-chain-rule"/>
     <w:p>
       <w:pPr>
         <w:pStyle w:val="BodyText"/>
@@ -4630,7 +5912,7 @@
         </m:oMath>
       </m:oMathPara>
     </w:p>
-    <w:bookmarkEnd w:id="30"/>
+    <w:bookmarkEnd w:id="34"/>
     <w:p>
       <w:pPr>
         <w:pStyle w:val="FirstParagraph"/>
@@ -6015,8 +7297,8 @@
         <w:t xml:space="preserve">.</w:t>
       </w:r>
     </w:p>
-    <w:bookmarkEnd w:id="31"/>
-    <w:bookmarkStart w:id="39" w:name="sec-mutual-information"/>
+    <w:bookmarkEnd w:id="35"/>
+    <w:bookmarkStart w:id="43" w:name="sec-mutual-information"/>
     <w:p>
       <w:pPr>
         <w:pStyle w:val="Heading2"/>
@@ -6025,7 +7307,7 @@
         <w:t xml:space="preserve">3 Mutual information</w:t>
       </w:r>
     </w:p>
-    <w:bookmarkStart w:id="32" w:name="def-mutual-information"/>
+    <w:bookmarkStart w:id="36" w:name="def-mutual-information"/>
     <w:p>
       <w:pPr>
         <w:pStyle w:val="FirstParagraph"/>
@@ -6311,8 +7593,8 @@
         <w:t xml:space="preserve">.</w:t>
       </w:r>
     </w:p>
-    <w:bookmarkEnd w:id="32"/>
-    <w:bookmarkStart w:id="33" w:name="thm-mutual-information-symmetric"/>
+    <w:bookmarkEnd w:id="36"/>
+    <w:bookmarkStart w:id="37" w:name="thm-mutual-information-symmetric"/>
     <w:p>
       <w:pPr>
         <w:pStyle w:val="BodyText"/>
@@ -6494,7 +7776,7 @@
         </m:oMath>
       </m:oMathPara>
     </w:p>
-    <w:bookmarkEnd w:id="33"/>
+    <w:bookmarkEnd w:id="37"/>
     <w:p>
       <w:pPr>
         <w:pStyle w:val="FirstParagraph"/>
@@ -7036,56 +8318,80 @@
         <w:t xml:space="preserve">by the same definition.</w:t>
       </w:r>
     </w:p>
-    <w:bookmarkStart w:id="34" w:name="rem-mutual-information-kl"/>
+    <w:bookmarkStart w:id="38" w:name="rem-mutual-information-kl"/>
     <w:p>
       <w:pPr>
         <w:pStyle w:val="BodyText"/>
       </w:pPr>
-      <w:r>
-        <w:rPr>
-          <w:i/>
-          <w:iCs/>
-        </w:rPr>
-        <w:t xml:space="preserve">Remark 5</w:t>
-      </w:r>
-      <w:r>
-        <w:t xml:space="preserve"> (Mutual information as a divergence). </w:t>
-      </w:r>
-      <w:r>
-        <w:t xml:space="preserve">Cover and Thomas (2006, sec. 2.3)</w:t>
-      </w:r>
-      <w:r>
-        <w:t xml:space="preserve"> </w:t>
-      </w:r>
-      <w:r>
-        <w:t xml:space="preserve">define mutual information</w:t>
-      </w:r>
-      <w:r>
-        <w:t xml:space="preserve"> </w:t>
-      </w:r>
-      <w:r>
-        <w:t xml:space="preserve">as the</w:t>
-      </w:r>
-      <w:r>
-        <w:t xml:space="preserve"> </w:t>
-      </w:r>
-      <w:hyperlink r:id="rId23">
+      <w:del w:id="179" w:author="PR Preview" w:date="2026-01-01T00:00:00Z">
         <w:r>
           <w:rPr>
-            <w:rStyle w:val="Hyperlink"/>
+            <w:i/>
+            <w:iCs/>
           </w:rPr>
-          <w:t xml:space="preserve">Kullback–Leibler divergence</w:t>
-        </w:r>
+          <w:delText xml:space="preserve">Remark 5</w:delText>
+        </w:r>
+      </w:del>
+      <w:del w:id="180" w:author="PR Preview" w:date="2026-01-01T00:00:00Z">
+        <w:r>
+          <w:delText xml:space="preserve"> (Mutual information as a divergence). </w:delText>
+        </w:r>
+      </w:del>
+      <w:del w:id="181" w:author="PR Preview" w:date="2026-01-01T00:00:00Z">
+        <w:r>
+          <w:delText xml:space="preserve">Cover and Thomas (2006, sec. 2.3)</w:delText>
+        </w:r>
+      </w:del>
+      <w:del w:id="182" w:author="PR Preview" w:date="2026-01-01T00:00:00Z">
+        <w:r>
+          <w:delText xml:space="preserve"> </w:delText>
+        </w:r>
+      </w:del>
+      <w:del w:id="183" w:author="PR Preview" w:date="2026-01-01T00:00:00Z">
+        <w:r>
+          <w:delText xml:space="preserve">define mutual information</w:delText>
+        </w:r>
+      </w:del>
+      <w:del w:id="184" w:author="PR Preview" w:date="2026-01-01T00:00:00Z">
+        <w:r>
+          <w:delText xml:space="preserve"> </w:delText>
+        </w:r>
+      </w:del>
+      <w:del w:id="185" w:author="PR Preview" w:date="2026-01-01T00:00:00Z">
+        <w:r>
+          <w:delText xml:space="preserve">as the</w:delText>
+        </w:r>
+      </w:del>
+      <w:del w:id="186" w:author="PR Preview" w:date="2026-01-01T00:00:00Z">
+        <w:r>
+          <w:delText xml:space="preserve"> </w:delText>
+        </w:r>
+      </w:del>
+      <w:hyperlink r:id="rId27">
+        <w:del w:id="187" w:author="PR Preview" w:date="2026-01-01T00:00:00Z">
+          <w:r>
+            <w:rPr>
+              <w:rStyle w:val="Hyperlink"/>
+            </w:rPr>
+            <w:delText xml:space="preserve">Kullback–Leibler divergence</w:delText>
+          </w:r>
+        </w:del>
       </w:hyperlink>
-      <w:r>
-        <w:t xml:space="preserve"> </w:t>
-      </w:r>
-      <w:r>
-        <w:t xml:space="preserve">of the joint distribution of</w:t>
-      </w:r>
-      <w:r>
-        <w:t xml:space="preserve"> </w:t>
-      </w:r>
+      <w:del w:id="188" w:author="PR Preview" w:date="2026-01-01T00:00:00Z">
+        <w:r>
+          <w:delText xml:space="preserve"> </w:delText>
+        </w:r>
+      </w:del>
+      <w:del w:id="189" w:author="PR Preview" w:date="2026-01-01T00:00:00Z">
+        <w:r>
+          <w:delText xml:space="preserve">of the joint distribution of</w:delText>
+        </w:r>
+      </w:del>
+      <w:del w:id="190" w:author="PR Preview" w:date="2026-01-01T00:00:00Z">
+        <w:r>
+          <w:delText xml:space="preserve"> </w:delText>
+        </w:r>
+      </w:del>
       <m:oMath>
         <m:r>
           <m:rPr>
@@ -7112,21 +8418,31 @@
           <m:t>)</m:t>
         </m:r>
       </m:oMath>
-      <w:r>
-        <w:t xml:space="preserve"> </w:t>
-      </w:r>
-      <w:r>
-        <w:t xml:space="preserve">from the product of its marginals,</w:t>
-      </w:r>
-      <w:r>
-        <w:t xml:space="preserve"> </w:t>
-      </w:r>
-      <w:r>
-        <w:t xml:space="preserve">and show that this equals</w:t>
-      </w:r>
-      <w:r>
-        <w:t xml:space="preserve"> </w:t>
-      </w:r>
+      <w:del w:id="191" w:author="PR Preview" w:date="2026-01-01T00:00:00Z">
+        <w:r>
+          <w:delText xml:space="preserve"> </w:delText>
+        </w:r>
+      </w:del>
+      <w:del w:id="192" w:author="PR Preview" w:date="2026-01-01T00:00:00Z">
+        <w:r>
+          <w:delText xml:space="preserve">from the product of its marginals,</w:delText>
+        </w:r>
+      </w:del>
+      <w:del w:id="193" w:author="PR Preview" w:date="2026-01-01T00:00:00Z">
+        <w:r>
+          <w:delText xml:space="preserve"> </w:delText>
+        </w:r>
+      </w:del>
+      <w:del w:id="194" w:author="PR Preview" w:date="2026-01-01T00:00:00Z">
+        <w:r>
+          <w:delText xml:space="preserve">and show that this equals</w:delText>
+        </w:r>
+      </w:del>
+      <w:del w:id="195" w:author="PR Preview" w:date="2026-01-01T00:00:00Z">
+        <w:r>
+          <w:delText xml:space="preserve"> </w:delText>
+        </w:r>
+      </w:del>
       <m:oMath>
         <m:r>
           <m:t>H</m:t>
@@ -7180,53 +8496,81 @@
           <m:t>)</m:t>
         </m:r>
       </m:oMath>
-      <w:r>
-        <w:t xml:space="preserve"> </w:t>
-      </w:r>
-      <w:r>
-        <w:t xml:space="preserve">(Cover and Thomas 2006, sec. 2.4)</w:t>
-      </w:r>
-      <w:r>
-        <w:t xml:space="preserve">.</w:t>
-      </w:r>
-      <w:r>
-        <w:t xml:space="preserve"> </w:t>
-      </w:r>
-      <w:r>
-        <w:t xml:space="preserve">Since a Kullback–Leibler divergence is never negative,</w:t>
-      </w:r>
-      <w:r>
-        <w:t xml:space="preserve"> </w:t>
-      </w:r>
-      <w:r>
-        <w:t xml:space="preserve">and is</w:t>
-      </w:r>
-      <w:r>
-        <w:t xml:space="preserve"> </w:t>
-      </w:r>
+      <w:del w:id="196" w:author="PR Preview" w:date="2026-01-01T00:00:00Z">
+        <w:r>
+          <w:delText xml:space="preserve"> </w:delText>
+        </w:r>
+      </w:del>
+      <w:del w:id="197" w:author="PR Preview" w:date="2026-01-01T00:00:00Z">
+        <w:r>
+          <w:delText xml:space="preserve">(Cover and Thomas 2006, sec. 2.4)</w:delText>
+        </w:r>
+      </w:del>
+      <w:del w:id="198" w:author="PR Preview" w:date="2026-01-01T00:00:00Z">
+        <w:r>
+          <w:delText xml:space="preserve">.</w:delText>
+        </w:r>
+      </w:del>
+      <w:del w:id="199" w:author="PR Preview" w:date="2026-01-01T00:00:00Z">
+        <w:r>
+          <w:delText xml:space="preserve"> </w:delText>
+        </w:r>
+      </w:del>
+      <w:del w:id="200" w:author="PR Preview" w:date="2026-01-01T00:00:00Z">
+        <w:r>
+          <w:delText xml:space="preserve">Since a Kullback–Leibler divergence is never negative,</w:delText>
+        </w:r>
+      </w:del>
+      <w:del w:id="201" w:author="PR Preview" w:date="2026-01-01T00:00:00Z">
+        <w:r>
+          <w:delText xml:space="preserve"> </w:delText>
+        </w:r>
+      </w:del>
+      <w:del w:id="202" w:author="PR Preview" w:date="2026-01-01T00:00:00Z">
+        <w:r>
+          <w:delText xml:space="preserve">and is</w:delText>
+        </w:r>
+      </w:del>
+      <w:del w:id="203" w:author="PR Preview" w:date="2026-01-01T00:00:00Z">
+        <w:r>
+          <w:delText xml:space="preserve"> </w:delText>
+        </w:r>
+      </w:del>
       <m:oMath>
         <m:r>
           <m:t>0</m:t>
         </m:r>
       </m:oMath>
-      <w:r>
-        <w:t xml:space="preserve"> </w:t>
-      </w:r>
-      <w:r>
-        <w:t xml:space="preserve">only when the two distributions are equal</w:t>
-      </w:r>
-      <w:r>
-        <w:t xml:space="preserve"> </w:t>
-      </w:r>
-      <w:r>
-        <w:t xml:space="preserve">(Cover and Thomas 2006, sec. 2.6)</w:t>
-      </w:r>
-      <w:r>
-        <w:t xml:space="preserve">,</w:t>
-      </w:r>
-      <w:r>
-        <w:t xml:space="preserve"> </w:t>
-      </w:r>
+      <w:del w:id="204" w:author="PR Preview" w:date="2026-01-01T00:00:00Z">
+        <w:r>
+          <w:delText xml:space="preserve"> </w:delText>
+        </w:r>
+      </w:del>
+      <w:del w:id="205" w:author="PR Preview" w:date="2026-01-01T00:00:00Z">
+        <w:r>
+          <w:delText xml:space="preserve">only when the two distributions are equal</w:delText>
+        </w:r>
+      </w:del>
+      <w:del w:id="206" w:author="PR Preview" w:date="2026-01-01T00:00:00Z">
+        <w:r>
+          <w:delText xml:space="preserve"> </w:delText>
+        </w:r>
+      </w:del>
+      <w:del w:id="207" w:author="PR Preview" w:date="2026-01-01T00:00:00Z">
+        <w:r>
+          <w:delText xml:space="preserve">(Cover and Thomas 2006, sec. 2.6)</w:delText>
+        </w:r>
+      </w:del>
+      <w:del w:id="208" w:author="PR Preview" w:date="2026-01-01T00:00:00Z">
+        <w:r>
+          <w:delText xml:space="preserve">,</w:delText>
+        </w:r>
+      </w:del>
+      <w:del w:id="209" w:author="PR Preview" w:date="2026-01-01T00:00:00Z">
+        <w:r>
+          <w:delText xml:space="preserve"> </w:delText>
+        </w:r>
+      </w:del>
       <m:oMath>
         <m:r>
           <m:t>I</m:t>
@@ -7265,74 +8609,490 @@
           <m:t>0</m:t>
         </m:r>
       </m:oMath>
-      <w:r>
-        <w:t xml:space="preserve">, with equality exactly when</w:t>
-      </w:r>
-      <w:r>
-        <w:t xml:space="preserve"> </w:t>
-      </w:r>
+      <w:del w:id="210" w:author="PR Preview" w:date="2026-01-01T00:00:00Z">
+        <w:r>
+          <w:delText xml:space="preserve">, with equality exactly when</w:delText>
+        </w:r>
+      </w:del>
+      <w:del w:id="211" w:author="PR Preview" w:date="2026-01-01T00:00:00Z">
+        <w:r>
+          <w:delText xml:space="preserve"> </w:delText>
+        </w:r>
+      </w:del>
       <m:oMath>
         <m:r>
           <m:t>X</m:t>
         </m:r>
       </m:oMath>
-      <w:r>
-        <w:t xml:space="preserve"> </w:t>
-      </w:r>
-      <w:r>
-        <w:t xml:space="preserve">and</w:t>
-      </w:r>
-      <w:r>
-        <w:t xml:space="preserve"> </w:t>
-      </w:r>
+      <w:del w:id="212" w:author="PR Preview" w:date="2026-01-01T00:00:00Z">
+        <w:r>
+          <w:delText xml:space="preserve"> </w:delText>
+        </w:r>
+      </w:del>
+      <w:del w:id="213" w:author="PR Preview" w:date="2026-01-01T00:00:00Z">
+        <w:r>
+          <w:delText xml:space="preserve">and</w:delText>
+        </w:r>
+      </w:del>
+      <w:del w:id="214" w:author="PR Preview" w:date="2026-01-01T00:00:00Z">
+        <w:r>
+          <w:delText xml:space="preserve"> </w:delText>
+        </w:r>
+      </w:del>
       <m:oMath>
         <m:r>
           <m:t>Y</m:t>
         </m:r>
       </m:oMath>
-      <w:r>
-        <w:t xml:space="preserve"> </w:t>
-      </w:r>
-      <w:r>
-        <w:t xml:space="preserve">are independent.</w:t>
-      </w:r>
-      <w:r>
-        <w:t xml:space="preserve"> </w:t>
-      </w:r>
-      <w:r>
-        <w:t xml:space="preserve">Learning</w:t>
-      </w:r>
-      <w:r>
-        <w:t xml:space="preserve"> </w:t>
-      </w:r>
+      <w:del w:id="215" w:author="PR Preview" w:date="2026-01-01T00:00:00Z">
+        <w:r>
+          <w:delText xml:space="preserve"> </w:delText>
+        </w:r>
+      </w:del>
+      <w:del w:id="216" w:author="PR Preview" w:date="2026-01-01T00:00:00Z">
+        <w:r>
+          <w:delText xml:space="preserve">are independent.</w:delText>
+        </w:r>
+      </w:del>
+      <w:del w:id="217" w:author="PR Preview" w:date="2026-01-01T00:00:00Z">
+        <w:r>
+          <w:delText xml:space="preserve"> </w:delText>
+        </w:r>
+      </w:del>
+      <w:del w:id="218" w:author="PR Preview" w:date="2026-01-01T00:00:00Z">
+        <w:r>
+          <w:delText xml:space="preserve">Learning</w:delText>
+        </w:r>
+      </w:del>
+      <w:del w:id="219" w:author="PR Preview" w:date="2026-01-01T00:00:00Z">
+        <w:r>
+          <w:delText xml:space="preserve"> </w:delText>
+        </w:r>
+      </w:del>
       <m:oMath>
         <m:r>
           <m:t>X</m:t>
         </m:r>
       </m:oMath>
-      <w:r>
-        <w:t xml:space="preserve"> </w:t>
-      </w:r>
-      <w:r>
-        <w:t xml:space="preserve">never raises the entropy of</w:t>
-      </w:r>
-      <w:r>
-        <w:t xml:space="preserve"> </w:t>
-      </w:r>
+      <w:del w:id="220" w:author="PR Preview" w:date="2026-01-01T00:00:00Z">
+        <w:r>
+          <w:delText xml:space="preserve"> </w:delText>
+        </w:r>
+      </w:del>
+      <w:del w:id="221" w:author="PR Preview" w:date="2026-01-01T00:00:00Z">
+        <w:r>
+          <w:delText xml:space="preserve">never raises the entropy of</w:delText>
+        </w:r>
+      </w:del>
+      <w:del w:id="222" w:author="PR Preview" w:date="2026-01-01T00:00:00Z">
+        <w:r>
+          <w:delText xml:space="preserve"> </w:delText>
+        </w:r>
+      </w:del>
       <m:oMath>
         <m:r>
           <m:t>Y</m:t>
         </m:r>
       </m:oMath>
-      <w:r>
-        <w:t xml:space="preserve"> </w:t>
-      </w:r>
-      <w:r>
-        <w:t xml:space="preserve">on average.</w:t>
-      </w:r>
+      <w:del w:id="223" w:author="PR Preview" w:date="2026-01-01T00:00:00Z">
+        <w:r>
+          <w:delText xml:space="preserve"> </w:delText>
+        </w:r>
+      </w:del>
+      <w:del w:id="224" w:author="PR Preview" w:date="2026-01-01T00:00:00Z">
+        <w:r>
+          <w:delText xml:space="preserve">on average.</w:delText>
+        </w:r>
+      </w:del>
     </w:p>
-    <w:bookmarkEnd w:id="34"/>
-    <w:bookmarkStart w:id="35" w:name="def-information-gain"/>
+    <w:p>
+      <w:pPr>
+        <w:pStyle w:val="BodyText"/>
+      </w:pPr>
+      <w:ins w:id="225" w:author="PR Preview" w:date="2026-01-01T00:00:00Z">
+        <w:r>
+          <w:rPr>
+            <w:i/>
+            <w:iCs/>
+          </w:rPr>
+          <w:t xml:space="preserve">Remark 6</w:t>
+        </w:r>
+      </w:ins>
+      <w:ins w:id="226" w:author="PR Preview" w:date="2026-01-01T00:00:00Z">
+        <w:r>
+          <w:t xml:space="preserve"> (Mutual information as a divergence). </w:t>
+        </w:r>
+      </w:ins>
+      <w:ins w:id="227" w:author="PR Preview" w:date="2026-01-01T00:00:00Z">
+        <w:r>
+          <w:t xml:space="preserve">Cover and Thomas (2006, sec. 2.3)</w:t>
+        </w:r>
+      </w:ins>
+      <w:ins w:id="228" w:author="PR Preview" w:date="2026-01-01T00:00:00Z">
+        <w:r>
+          <w:t xml:space="preserve"> </w:t>
+        </w:r>
+      </w:ins>
+      <w:ins w:id="229" w:author="PR Preview" w:date="2026-01-01T00:00:00Z">
+        <w:r>
+          <w:t xml:space="preserve">define mutual information</w:t>
+        </w:r>
+      </w:ins>
+      <w:ins w:id="230" w:author="PR Preview" w:date="2026-01-01T00:00:00Z">
+        <w:r>
+          <w:t xml:space="preserve"> </w:t>
+        </w:r>
+      </w:ins>
+      <w:ins w:id="231" w:author="PR Preview" w:date="2026-01-01T00:00:00Z">
+        <w:r>
+          <w:t xml:space="preserve">as the</w:t>
+        </w:r>
+      </w:ins>
+      <w:ins w:id="232" w:author="PR Preview" w:date="2026-01-01T00:00:00Z">
+        <w:r>
+          <w:t xml:space="preserve"> </w:t>
+        </w:r>
+      </w:ins>
+      <w:hyperlink r:id="rId27">
+        <w:ins w:id="233" w:author="PR Preview" w:date="2026-01-01T00:00:00Z">
+          <w:r>
+            <w:rPr>
+              <w:rStyle w:val="Hyperlink"/>
+            </w:rPr>
+            <w:t xml:space="preserve">Kullback–Leibler divergence</w:t>
+          </w:r>
+        </w:ins>
+      </w:hyperlink>
+      <w:ins w:id="234" w:author="PR Preview" w:date="2026-01-01T00:00:00Z">
+        <w:r>
+          <w:t xml:space="preserve"> </w:t>
+        </w:r>
+      </w:ins>
+      <w:ins w:id="235" w:author="PR Preview" w:date="2026-01-01T00:00:00Z">
+        <w:r>
+          <w:t xml:space="preserve">of the joint distribution of</w:t>
+        </w:r>
+      </w:ins>
+      <w:ins w:id="236" w:author="PR Preview" w:date="2026-01-01T00:00:00Z">
+        <w:r>
+          <w:t xml:space="preserve"> </w:t>
+        </w:r>
+      </w:ins>
+      <m:oMath>
+        <m:r>
+          <m:rPr>
+            <m:sty m:val="p"/>
+          </m:rPr>
+          <m:t>(</m:t>
+        </m:r>
+        <m:r>
+          <m:t>X</m:t>
+        </m:r>
+        <m:r>
+          <m:rPr>
+            <m:sty m:val="p"/>
+          </m:rPr>
+          <m:t>,</m:t>
+        </m:r>
+        <m:r>
+          <m:t>Y</m:t>
+        </m:r>
+        <m:r>
+          <m:rPr>
+            <m:sty m:val="p"/>
+          </m:rPr>
+          <m:t>)</m:t>
+        </m:r>
+      </m:oMath>
+      <w:ins w:id="237" w:author="PR Preview" w:date="2026-01-01T00:00:00Z">
+        <w:r>
+          <w:t xml:space="preserve"> </w:t>
+        </w:r>
+      </w:ins>
+      <w:ins w:id="238" w:author="PR Preview" w:date="2026-01-01T00:00:00Z">
+        <w:r>
+          <w:t xml:space="preserve">from the product of its marginals,</w:t>
+        </w:r>
+      </w:ins>
+      <w:ins w:id="239" w:author="PR Preview" w:date="2026-01-01T00:00:00Z">
+        <w:r>
+          <w:t xml:space="preserve"> </w:t>
+        </w:r>
+      </w:ins>
+      <w:ins w:id="240" w:author="PR Preview" w:date="2026-01-01T00:00:00Z">
+        <w:r>
+          <w:t xml:space="preserve">and show that this equals</w:t>
+        </w:r>
+      </w:ins>
+      <w:ins w:id="241" w:author="PR Preview" w:date="2026-01-01T00:00:00Z">
+        <w:r>
+          <w:t xml:space="preserve"> </w:t>
+        </w:r>
+      </w:ins>
+      <m:oMath>
+        <m:r>
+          <m:t>H</m:t>
+        </m:r>
+        <m:r>
+          <m:rPr>
+            <m:sty m:val="p"/>
+          </m:rPr>
+          <m:t>(</m:t>
+        </m:r>
+        <m:r>
+          <m:t>Y</m:t>
+        </m:r>
+        <m:r>
+          <m:rPr>
+            <m:sty m:val="p"/>
+          </m:rPr>
+          <m:t>)</m:t>
+        </m:r>
+        <m:r>
+          <m:rPr>
+            <m:sty m:val="p"/>
+          </m:rPr>
+          <m:t>−</m:t>
+        </m:r>
+        <m:r>
+          <m:t>H</m:t>
+        </m:r>
+        <m:r>
+          <m:rPr>
+            <m:sty m:val="p"/>
+          </m:rPr>
+          <m:t>(</m:t>
+        </m:r>
+        <m:r>
+          <m:t>Y</m:t>
+        </m:r>
+        <m:r>
+          <m:rPr>
+            <m:sty m:val="p"/>
+          </m:rPr>
+          <m:t>∣</m:t>
+        </m:r>
+        <m:r>
+          <m:t>X</m:t>
+        </m:r>
+        <m:r>
+          <m:rPr>
+            <m:sty m:val="p"/>
+          </m:rPr>
+          <m:t>)</m:t>
+        </m:r>
+      </m:oMath>
+      <w:ins w:id="242" w:author="PR Preview" w:date="2026-01-01T00:00:00Z">
+        <w:r>
+          <w:t xml:space="preserve"> </w:t>
+        </w:r>
+      </w:ins>
+      <w:ins w:id="243" w:author="PR Preview" w:date="2026-01-01T00:00:00Z">
+        <w:r>
+          <w:t xml:space="preserve">(Cover and Thomas 2006, sec. 2.4)</w:t>
+        </w:r>
+      </w:ins>
+      <w:ins w:id="244" w:author="PR Preview" w:date="2026-01-01T00:00:00Z">
+        <w:r>
+          <w:t xml:space="preserve">.</w:t>
+        </w:r>
+      </w:ins>
+      <w:ins w:id="245" w:author="PR Preview" w:date="2026-01-01T00:00:00Z">
+        <w:r>
+          <w:t xml:space="preserve"> </w:t>
+        </w:r>
+      </w:ins>
+      <w:ins w:id="246" w:author="PR Preview" w:date="2026-01-01T00:00:00Z">
+        <w:r>
+          <w:t xml:space="preserve">Since a Kullback–Leibler divergence is never negative,</w:t>
+        </w:r>
+      </w:ins>
+      <w:ins w:id="247" w:author="PR Preview" w:date="2026-01-01T00:00:00Z">
+        <w:r>
+          <w:t xml:space="preserve"> </w:t>
+        </w:r>
+      </w:ins>
+      <w:ins w:id="248" w:author="PR Preview" w:date="2026-01-01T00:00:00Z">
+        <w:r>
+          <w:t xml:space="preserve">and is</w:t>
+        </w:r>
+      </w:ins>
+      <w:ins w:id="249" w:author="PR Preview" w:date="2026-01-01T00:00:00Z">
+        <w:r>
+          <w:t xml:space="preserve"> </w:t>
+        </w:r>
+      </w:ins>
+      <m:oMath>
+        <m:r>
+          <m:t>0</m:t>
+        </m:r>
+      </m:oMath>
+      <w:ins w:id="250" w:author="PR Preview" w:date="2026-01-01T00:00:00Z">
+        <w:r>
+          <w:t xml:space="preserve"> </w:t>
+        </w:r>
+      </w:ins>
+      <w:ins w:id="251" w:author="PR Preview" w:date="2026-01-01T00:00:00Z">
+        <w:r>
+          <w:t xml:space="preserve">only when the two distributions are equal</w:t>
+        </w:r>
+      </w:ins>
+      <w:ins w:id="252" w:author="PR Preview" w:date="2026-01-01T00:00:00Z">
+        <w:r>
+          <w:t xml:space="preserve"> </w:t>
+        </w:r>
+      </w:ins>
+      <w:ins w:id="253" w:author="PR Preview" w:date="2026-01-01T00:00:00Z">
+        <w:r>
+          <w:t xml:space="preserve">(Cover and Thomas 2006, sec. 2.6)</w:t>
+        </w:r>
+      </w:ins>
+      <w:ins w:id="254" w:author="PR Preview" w:date="2026-01-01T00:00:00Z">
+        <w:r>
+          <w:t xml:space="preserve">,</w:t>
+        </w:r>
+      </w:ins>
+      <w:ins w:id="255" w:author="PR Preview" w:date="2026-01-01T00:00:00Z">
+        <w:r>
+          <w:t xml:space="preserve"> </w:t>
+        </w:r>
+      </w:ins>
+      <m:oMath>
+        <m:r>
+          <m:t>I</m:t>
+        </m:r>
+        <m:r>
+          <m:rPr>
+            <m:sty m:val="p"/>
+          </m:rPr>
+          <m:t>(</m:t>
+        </m:r>
+        <m:r>
+          <m:t>X</m:t>
+        </m:r>
+        <m:r>
+          <m:rPr>
+            <m:sty m:val="p"/>
+          </m:rPr>
+          <m:t>;</m:t>
+        </m:r>
+        <m:r>
+          <m:t>Y</m:t>
+        </m:r>
+        <m:r>
+          <m:rPr>
+            <m:sty m:val="p"/>
+          </m:rPr>
+          <m:t>)</m:t>
+        </m:r>
+        <m:r>
+          <m:rPr>
+            <m:sty m:val="p"/>
+          </m:rPr>
+          <m:t>≥</m:t>
+        </m:r>
+        <m:r>
+          <m:t>0</m:t>
+        </m:r>
+      </m:oMath>
+      <w:ins w:id="256" w:author="PR Preview" w:date="2026-01-01T00:00:00Z">
+        <w:r>
+          <w:t xml:space="preserve">, with equality exactly when</w:t>
+        </w:r>
+      </w:ins>
+      <w:ins w:id="257" w:author="PR Preview" w:date="2026-01-01T00:00:00Z">
+        <w:r>
+          <w:t xml:space="preserve"> </w:t>
+        </w:r>
+      </w:ins>
+      <m:oMath>
+        <m:r>
+          <m:t>X</m:t>
+        </m:r>
+      </m:oMath>
+      <w:ins w:id="258" w:author="PR Preview" w:date="2026-01-01T00:00:00Z">
+        <w:r>
+          <w:t xml:space="preserve"> </w:t>
+        </w:r>
+      </w:ins>
+      <w:ins w:id="259" w:author="PR Preview" w:date="2026-01-01T00:00:00Z">
+        <w:r>
+          <w:t xml:space="preserve">and</w:t>
+        </w:r>
+      </w:ins>
+      <w:ins w:id="260" w:author="PR Preview" w:date="2026-01-01T00:00:00Z">
+        <w:r>
+          <w:t xml:space="preserve"> </w:t>
+        </w:r>
+      </w:ins>
+      <m:oMath>
+        <m:r>
+          <m:t>Y</m:t>
+        </m:r>
+      </m:oMath>
+      <w:ins w:id="261" w:author="PR Preview" w:date="2026-01-01T00:00:00Z">
+        <w:r>
+          <w:t xml:space="preserve"> </w:t>
+        </w:r>
+      </w:ins>
+      <w:ins w:id="262" w:author="PR Preview" w:date="2026-01-01T00:00:00Z">
+        <w:r>
+          <w:t xml:space="preserve">are independent.</w:t>
+        </w:r>
+      </w:ins>
+      <w:ins w:id="263" w:author="PR Preview" w:date="2026-01-01T00:00:00Z">
+        <w:r>
+          <w:t xml:space="preserve"> </w:t>
+        </w:r>
+      </w:ins>
+      <w:ins w:id="264" w:author="PR Preview" w:date="2026-01-01T00:00:00Z">
+        <w:r>
+          <w:t xml:space="preserve">Learning</w:t>
+        </w:r>
+      </w:ins>
+      <w:ins w:id="265" w:author="PR Preview" w:date="2026-01-01T00:00:00Z">
+        <w:r>
+          <w:t xml:space="preserve"> </w:t>
+        </w:r>
+      </w:ins>
+      <m:oMath>
+        <m:r>
+          <m:t>X</m:t>
+        </m:r>
+      </m:oMath>
+      <w:ins w:id="266" w:author="PR Preview" w:date="2026-01-01T00:00:00Z">
+        <w:r>
+          <w:t xml:space="preserve"> </w:t>
+        </w:r>
+      </w:ins>
+      <w:ins w:id="267" w:author="PR Preview" w:date="2026-01-01T00:00:00Z">
+        <w:r>
+          <w:t xml:space="preserve">never raises the entropy of</w:t>
+        </w:r>
+      </w:ins>
+      <w:ins w:id="268" w:author="PR Preview" w:date="2026-01-01T00:00:00Z">
+        <w:r>
+          <w:t xml:space="preserve"> </w:t>
+        </w:r>
+      </w:ins>
+      <m:oMath>
+        <m:r>
+          <m:t>Y</m:t>
+        </m:r>
+      </m:oMath>
+      <w:ins w:id="269" w:author="PR Preview" w:date="2026-01-01T00:00:00Z">
+        <w:r>
+          <w:t xml:space="preserve"> </w:t>
+        </w:r>
+      </w:ins>
+      <w:ins w:id="270" w:author="PR Preview" w:date="2026-01-01T00:00:00Z">
+        <w:r>
+          <w:t xml:space="preserve">on average.</w:t>
+        </w:r>
+      </w:ins>
+    </w:p>
+    <w:bookmarkEnd w:id="38"/>
+    <w:bookmarkStart w:id="39" w:name="def-information-gain"/>
     <w:p>
       <w:pPr>
         <w:pStyle w:val="BodyText"/>
@@ -7400,82 +9160,363 @@
         <w:t xml:space="preserve">.</w:t>
       </w:r>
     </w:p>
-    <w:bookmarkEnd w:id="35"/>
-    <w:bookmarkStart w:id="36" w:name="rem-information-gain"/>
+    <w:bookmarkEnd w:id="39"/>
+    <w:bookmarkStart w:id="40" w:name="rem-information-gain"/>
     <w:p>
       <w:pPr>
         <w:pStyle w:val="BodyText"/>
       </w:pPr>
-      <w:r>
-        <w:rPr>
-          <w:i/>
-          <w:iCs/>
-        </w:rPr>
-        <w:t xml:space="preserve">Remark 6</w:t>
-      </w:r>
-      <w:r>
-        <w:t xml:space="preserve"> (Information gain is mutual information). </w:t>
-      </w:r>
-      <w:r>
-        <w:t xml:space="preserve">Draw one point uniformly at random from the node of</w:t>
-      </w:r>
-      <w:r>
-        <w:t xml:space="preserve"> </w:t>
-      </w:r>
+      <w:del w:id="271" w:author="PR Preview" w:date="2026-01-01T00:00:00Z">
+        <w:r>
+          <w:rPr>
+            <w:i/>
+            <w:iCs/>
+          </w:rPr>
+          <w:delText xml:space="preserve">Remark 6</w:delText>
+        </w:r>
+      </w:del>
+      <w:del w:id="272" w:author="PR Preview" w:date="2026-01-01T00:00:00Z">
+        <w:r>
+          <w:delText xml:space="preserve"> (Information gain is mutual information). </w:delText>
+        </w:r>
+      </w:del>
+      <w:del w:id="273" w:author="PR Preview" w:date="2026-01-01T00:00:00Z">
+        <w:r>
+          <w:delText xml:space="preserve">Draw one point uniformly at random from the node of</w:delText>
+        </w:r>
+      </w:del>
+      <w:del w:id="274" w:author="PR Preview" w:date="2026-01-01T00:00:00Z">
+        <w:r>
+          <w:delText xml:space="preserve"> </w:delText>
+        </w:r>
+      </w:del>
       <w:hyperlink w:anchor="def-information-gain">
+        <w:del w:id="275" w:author="PR Preview" w:date="2026-01-01T00:00:00Z">
+          <w:r>
+            <w:rPr>
+              <w:rStyle w:val="Hyperlink"/>
+            </w:rPr>
+            <w:delText xml:space="preserve">Definition 8</w:delText>
+          </w:r>
+        </w:del>
+      </w:hyperlink>
+      <w:del w:id="276" w:author="PR Preview" w:date="2026-01-01T00:00:00Z">
+        <w:r>
+          <w:delText xml:space="preserve">,</w:delText>
+        </w:r>
+      </w:del>
+      <w:del w:id="277" w:author="PR Preview" w:date="2026-01-01T00:00:00Z">
+        <w:r>
+          <w:delText xml:space="preserve"> </w:delText>
+        </w:r>
+      </w:del>
+      <w:del w:id="278" w:author="PR Preview" w:date="2026-01-01T00:00:00Z">
+        <w:r>
+          <w:delText xml:space="preserve">and let</w:delText>
+        </w:r>
+      </w:del>
+      <w:del w:id="279" w:author="PR Preview" w:date="2026-01-01T00:00:00Z">
+        <w:r>
+          <w:delText xml:space="preserve"> </w:delText>
+        </w:r>
+      </w:del>
+      <m:oMath>
+        <m:r>
+          <m:t>Y</m:t>
+        </m:r>
+      </m:oMath>
+      <w:del w:id="280" w:author="PR Preview" w:date="2026-01-01T00:00:00Z">
+        <w:r>
+          <w:delText xml:space="preserve"> </w:delText>
+        </w:r>
+      </w:del>
+      <w:del w:id="281" w:author="PR Preview" w:date="2026-01-01T00:00:00Z">
+        <w:r>
+          <w:delText xml:space="preserve">be its class and</w:delText>
+        </w:r>
+      </w:del>
+      <w:del w:id="282" w:author="PR Preview" w:date="2026-01-01T00:00:00Z">
+        <w:r>
+          <w:delText xml:space="preserve"> </w:delText>
+        </w:r>
+      </w:del>
+      <m:oMath>
+        <m:r>
+          <m:t>X</m:t>
+        </m:r>
+      </m:oMath>
+      <w:del w:id="283" w:author="PR Preview" w:date="2026-01-01T00:00:00Z">
+        <w:r>
+          <w:delText xml:space="preserve"> </w:delText>
+        </w:r>
+      </w:del>
+      <w:del w:id="284" w:author="PR Preview" w:date="2026-01-01T00:00:00Z">
+        <w:r>
+          <w:delText xml:space="preserve">the branch it falls into.</w:delText>
+        </w:r>
+      </w:del>
+      <w:del w:id="285" w:author="PR Preview" w:date="2026-01-01T00:00:00Z">
+        <w:r>
+          <w:delText xml:space="preserve"> </w:delText>
+        </w:r>
+      </w:del>
+      <w:del w:id="286" w:author="PR Preview" w:date="2026-01-01T00:00:00Z">
+        <w:r>
+          <w:delText xml:space="preserve">Then the entropy at the node is</w:delText>
+        </w:r>
+      </w:del>
+      <w:del w:id="287" w:author="PR Preview" w:date="2026-01-01T00:00:00Z">
+        <w:r>
+          <w:delText xml:space="preserve"> </w:delText>
+        </w:r>
+      </w:del>
+      <m:oMath>
+        <m:r>
+          <m:t>H</m:t>
+        </m:r>
+        <m:r>
+          <m:rPr>
+            <m:sty m:val="p"/>
+          </m:rPr>
+          <m:t>(</m:t>
+        </m:r>
+        <m:r>
+          <m:t>Y</m:t>
+        </m:r>
+        <m:r>
+          <m:rPr>
+            <m:sty m:val="p"/>
+          </m:rPr>
+          <m:t>)</m:t>
+        </m:r>
+      </m:oMath>
+      <w:del w:id="288" w:author="PR Preview" w:date="2026-01-01T00:00:00Z">
+        <w:r>
+          <w:delText xml:space="preserve">,</w:delText>
+        </w:r>
+      </w:del>
+      <w:del w:id="289" w:author="PR Preview" w:date="2026-01-01T00:00:00Z">
+        <w:r>
+          <w:delText xml:space="preserve"> </w:delText>
+        </w:r>
+      </w:del>
+      <w:del w:id="290" w:author="PR Preview" w:date="2026-01-01T00:00:00Z">
+        <w:r>
+          <w:delText xml:space="preserve">the weighted entropy left in the branches is</w:delText>
+        </w:r>
+      </w:del>
+      <w:del w:id="291" w:author="PR Preview" w:date="2026-01-01T00:00:00Z">
+        <w:r>
+          <w:delText xml:space="preserve"> </w:delText>
+        </w:r>
+      </w:del>
+      <m:oMath>
+        <m:r>
+          <m:t>H</m:t>
+        </m:r>
+        <m:r>
+          <m:rPr>
+            <m:sty m:val="p"/>
+          </m:rPr>
+          <m:t>(</m:t>
+        </m:r>
+        <m:r>
+          <m:t>Y</m:t>
+        </m:r>
+        <m:r>
+          <m:rPr>
+            <m:sty m:val="p"/>
+          </m:rPr>
+          <m:t>∣</m:t>
+        </m:r>
+        <m:r>
+          <m:t>X</m:t>
+        </m:r>
+        <m:r>
+          <m:rPr>
+            <m:sty m:val="p"/>
+          </m:rPr>
+          <m:t>)</m:t>
+        </m:r>
+      </m:oMath>
+      <w:del w:id="292" w:author="PR Preview" w:date="2026-01-01T00:00:00Z">
+        <w:r>
+          <w:delText xml:space="preserve">,</w:delText>
+        </w:r>
+      </w:del>
+      <w:del w:id="293" w:author="PR Preview" w:date="2026-01-01T00:00:00Z">
+        <w:r>
+          <w:delText xml:space="preserve"> </w:delText>
+        </w:r>
+      </w:del>
+      <w:del w:id="294" w:author="PR Preview" w:date="2026-01-01T00:00:00Z">
+        <w:r>
+          <w:delText xml:space="preserve">and the information gain is the</w:delText>
+        </w:r>
+      </w:del>
+      <w:del w:id="295" w:author="PR Preview" w:date="2026-01-01T00:00:00Z">
+        <w:r>
+          <w:delText xml:space="preserve"> </w:delText>
+        </w:r>
+      </w:del>
+      <w:hyperlink w:anchor="def-mutual-information">
+        <w:del w:id="296" w:author="PR Preview" w:date="2026-01-01T00:00:00Z">
+          <w:r>
+            <w:rPr>
+              <w:rStyle w:val="Hyperlink"/>
+            </w:rPr>
+            <w:delText xml:space="preserve">mutual information</w:delText>
+          </w:r>
+        </w:del>
+      </w:hyperlink>
+      <w:del w:id="297" w:author="PR Preview" w:date="2026-01-01T00:00:00Z">
+        <w:r>
+          <w:delText xml:space="preserve"> </w:delText>
+        </w:r>
+      </w:del>
+      <m:oMath>
+        <m:r>
+          <m:t>I</m:t>
+        </m:r>
+        <m:r>
+          <m:rPr>
+            <m:sty m:val="p"/>
+          </m:rPr>
+          <m:t>(</m:t>
+        </m:r>
+        <m:r>
+          <m:t>X</m:t>
+        </m:r>
+        <m:r>
+          <m:rPr>
+            <m:sty m:val="p"/>
+          </m:rPr>
+          <m:t>;</m:t>
+        </m:r>
+        <m:r>
+          <m:t>Y</m:t>
+        </m:r>
+        <m:r>
+          <m:rPr>
+            <m:sty m:val="p"/>
+          </m:rPr>
+          <m:t>)</m:t>
+        </m:r>
+      </m:oMath>
+      <w:del w:id="298" w:author="PR Preview" w:date="2026-01-01T00:00:00Z">
+        <w:r>
+          <w:delText xml:space="preserve">.</w:delText>
+        </w:r>
+      </w:del>
+    </w:p>
+    <w:p>
+      <w:pPr>
+        <w:pStyle w:val="BodyText"/>
+      </w:pPr>
+      <w:ins w:id="299" w:author="PR Preview" w:date="2026-01-01T00:00:00Z">
         <w:r>
           <w:rPr>
-            <w:rStyle w:val="Hyperlink"/>
+            <w:i/>
+            <w:iCs/>
           </w:rPr>
-          <w:t xml:space="preserve">Definition 8</w:t>
-        </w:r>
+          <w:t xml:space="preserve">Remark 7</w:t>
+        </w:r>
+      </w:ins>
+      <w:ins w:id="300" w:author="PR Preview" w:date="2026-01-01T00:00:00Z">
+        <w:r>
+          <w:t xml:space="preserve"> (Information gain is mutual information). </w:t>
+        </w:r>
+      </w:ins>
+      <w:ins w:id="301" w:author="PR Preview" w:date="2026-01-01T00:00:00Z">
+        <w:r>
+          <w:t xml:space="preserve">Draw one point uniformly at random from the node of</w:t>
+        </w:r>
+      </w:ins>
+      <w:ins w:id="302" w:author="PR Preview" w:date="2026-01-01T00:00:00Z">
+        <w:r>
+          <w:t xml:space="preserve"> </w:t>
+        </w:r>
+      </w:ins>
+      <w:hyperlink w:anchor="def-information-gain">
+        <w:ins w:id="303" w:author="PR Preview" w:date="2026-01-01T00:00:00Z">
+          <w:r>
+            <w:rPr>
+              <w:rStyle w:val="Hyperlink"/>
+            </w:rPr>
+            <w:t xml:space="preserve">Definition 8</w:t>
+          </w:r>
+        </w:ins>
       </w:hyperlink>
-      <w:r>
-        <w:t xml:space="preserve">,</w:t>
-      </w:r>
-      <w:r>
-        <w:t xml:space="preserve"> </w:t>
-      </w:r>
-      <w:r>
-        <w:t xml:space="preserve">and let</w:t>
-      </w:r>
-      <w:r>
-        <w:t xml:space="preserve"> </w:t>
-      </w:r>
+      <w:ins w:id="304" w:author="PR Preview" w:date="2026-01-01T00:00:00Z">
+        <w:r>
+          <w:t xml:space="preserve">,</w:t>
+        </w:r>
+      </w:ins>
+      <w:ins w:id="305" w:author="PR Preview" w:date="2026-01-01T00:00:00Z">
+        <w:r>
+          <w:t xml:space="preserve"> </w:t>
+        </w:r>
+      </w:ins>
+      <w:ins w:id="306" w:author="PR Preview" w:date="2026-01-01T00:00:00Z">
+        <w:r>
+          <w:t xml:space="preserve">and let</w:t>
+        </w:r>
+      </w:ins>
+      <w:ins w:id="307" w:author="PR Preview" w:date="2026-01-01T00:00:00Z">
+        <w:r>
+          <w:t xml:space="preserve"> </w:t>
+        </w:r>
+      </w:ins>
       <m:oMath>
         <m:r>
           <m:t>Y</m:t>
         </m:r>
       </m:oMath>
-      <w:r>
-        <w:t xml:space="preserve"> </w:t>
-      </w:r>
-      <w:r>
-        <w:t xml:space="preserve">be its class and</w:t>
-      </w:r>
-      <w:r>
-        <w:t xml:space="preserve"> </w:t>
-      </w:r>
+      <w:ins w:id="308" w:author="PR Preview" w:date="2026-01-01T00:00:00Z">
+        <w:r>
+          <w:t xml:space="preserve"> </w:t>
+        </w:r>
+      </w:ins>
+      <w:ins w:id="309" w:author="PR Preview" w:date="2026-01-01T00:00:00Z">
+        <w:r>
+          <w:t xml:space="preserve">be its class and</w:t>
+        </w:r>
+      </w:ins>
+      <w:ins w:id="310" w:author="PR Preview" w:date="2026-01-01T00:00:00Z">
+        <w:r>
+          <w:t xml:space="preserve"> </w:t>
+        </w:r>
+      </w:ins>
       <m:oMath>
         <m:r>
           <m:t>X</m:t>
         </m:r>
       </m:oMath>
-      <w:r>
-        <w:t xml:space="preserve"> </w:t>
-      </w:r>
-      <w:r>
-        <w:t xml:space="preserve">the branch it falls into.</w:t>
-      </w:r>
-      <w:r>
-        <w:t xml:space="preserve"> </w:t>
-      </w:r>
-      <w:r>
-        <w:t xml:space="preserve">Then the entropy at the node is</w:t>
-      </w:r>
-      <w:r>
-        <w:t xml:space="preserve"> </w:t>
-      </w:r>
+      <w:ins w:id="311" w:author="PR Preview" w:date="2026-01-01T00:00:00Z">
+        <w:r>
+          <w:t xml:space="preserve"> </w:t>
+        </w:r>
+      </w:ins>
+      <w:ins w:id="312" w:author="PR Preview" w:date="2026-01-01T00:00:00Z">
+        <w:r>
+          <w:t xml:space="preserve">the branch it falls into.</w:t>
+        </w:r>
+      </w:ins>
+      <w:ins w:id="313" w:author="PR Preview" w:date="2026-01-01T00:00:00Z">
+        <w:r>
+          <w:t xml:space="preserve"> </w:t>
+        </w:r>
+      </w:ins>
+      <w:ins w:id="314" w:author="PR Preview" w:date="2026-01-01T00:00:00Z">
+        <w:r>
+          <w:t xml:space="preserve">Then the entropy at the node is</w:t>
+        </w:r>
+      </w:ins>
+      <w:ins w:id="315" w:author="PR Preview" w:date="2026-01-01T00:00:00Z">
+        <w:r>
+          <w:t xml:space="preserve"> </w:t>
+        </w:r>
+      </w:ins>
       <m:oMath>
         <m:r>
           <m:t>H</m:t>
@@ -7496,18 +9537,26 @@
           <m:t>)</m:t>
         </m:r>
       </m:oMath>
-      <w:r>
-        <w:t xml:space="preserve">,</w:t>
-      </w:r>
-      <w:r>
-        <w:t xml:space="preserve"> </w:t>
-      </w:r>
-      <w:r>
-        <w:t xml:space="preserve">the weighted entropy left in the branches is</w:t>
-      </w:r>
-      <w:r>
-        <w:t xml:space="preserve"> </w:t>
-      </w:r>
+      <w:ins w:id="316" w:author="PR Preview" w:date="2026-01-01T00:00:00Z">
+        <w:r>
+          <w:t xml:space="preserve">,</w:t>
+        </w:r>
+      </w:ins>
+      <w:ins w:id="317" w:author="PR Preview" w:date="2026-01-01T00:00:00Z">
+        <w:r>
+          <w:t xml:space="preserve"> </w:t>
+        </w:r>
+      </w:ins>
+      <w:ins w:id="318" w:author="PR Preview" w:date="2026-01-01T00:00:00Z">
+        <w:r>
+          <w:t xml:space="preserve">the weighted entropy left in the branches is</w:t>
+        </w:r>
+      </w:ins>
+      <w:ins w:id="319" w:author="PR Preview" w:date="2026-01-01T00:00:00Z">
+        <w:r>
+          <w:t xml:space="preserve"> </w:t>
+        </w:r>
+      </w:ins>
       <m:oMath>
         <m:r>
           <m:t>H</m:t>
@@ -7537,29 +9586,41 @@
           <m:t>)</m:t>
         </m:r>
       </m:oMath>
-      <w:r>
-        <w:t xml:space="preserve">,</w:t>
-      </w:r>
-      <w:r>
-        <w:t xml:space="preserve"> </w:t>
-      </w:r>
-      <w:r>
-        <w:t xml:space="preserve">and the information gain is the</w:t>
-      </w:r>
-      <w:r>
-        <w:t xml:space="preserve"> </w:t>
-      </w:r>
+      <w:ins w:id="320" w:author="PR Preview" w:date="2026-01-01T00:00:00Z">
+        <w:r>
+          <w:t xml:space="preserve">,</w:t>
+        </w:r>
+      </w:ins>
+      <w:ins w:id="321" w:author="PR Preview" w:date="2026-01-01T00:00:00Z">
+        <w:r>
+          <w:t xml:space="preserve"> </w:t>
+        </w:r>
+      </w:ins>
+      <w:ins w:id="322" w:author="PR Preview" w:date="2026-01-01T00:00:00Z">
+        <w:r>
+          <w:t xml:space="preserve">and the information gain is the</w:t>
+        </w:r>
+      </w:ins>
+      <w:ins w:id="323" w:author="PR Preview" w:date="2026-01-01T00:00:00Z">
+        <w:r>
+          <w:t xml:space="preserve"> </w:t>
+        </w:r>
+      </w:ins>
       <w:hyperlink w:anchor="def-mutual-information">
-        <w:r>
-          <w:rPr>
-            <w:rStyle w:val="Hyperlink"/>
-          </w:rPr>
-          <w:t xml:space="preserve">mutual information</w:t>
-        </w:r>
+        <w:ins w:id="324" w:author="PR Preview" w:date="2026-01-01T00:00:00Z">
+          <w:r>
+            <w:rPr>
+              <w:rStyle w:val="Hyperlink"/>
+            </w:rPr>
+            <w:t xml:space="preserve">mutual information</w:t>
+          </w:r>
+        </w:ins>
       </w:hyperlink>
-      <w:r>
-        <w:t xml:space="preserve"> </w:t>
-      </w:r>
+      <w:ins w:id="325" w:author="PR Preview" w:date="2026-01-01T00:00:00Z">
+        <w:r>
+          <w:t xml:space="preserve"> </w:t>
+        </w:r>
+      </w:ins>
       <m:oMath>
         <m:r>
           <m:t>I</m:t>
@@ -7589,12 +9650,14 @@
           <m:t>)</m:t>
         </m:r>
       </m:oMath>
-      <w:r>
-        <w:t xml:space="preserve">.</w:t>
-      </w:r>
+      <w:ins w:id="326" w:author="PR Preview" w:date="2026-01-01T00:00:00Z">
+        <w:r>
+          <w:t xml:space="preserve">.</w:t>
+        </w:r>
+      </w:ins>
     </w:p>
-    <w:bookmarkEnd w:id="36"/>
-    <w:bookmarkStart w:id="37" w:name="exr-information-gain"/>
+    <w:bookmarkEnd w:id="40"/>
+    <w:bookmarkStart w:id="41" w:name="exr-information-gain"/>
     <w:p>
       <w:pPr>
         <w:pStyle w:val="BodyText"/>
@@ -7945,80 +10008,116 @@
       <w:pPr>
         <w:pStyle w:val="BodyText"/>
       </w:pPr>
-      <w:r>
-        <w:t xml:space="preserve">Draw one point uniformly at random from the node,</w:t>
-      </w:r>
-      <w:r>
-        <w:t xml:space="preserve"> </w:t>
-      </w:r>
-      <w:r>
-        <w:t xml:space="preserve">let</w:t>
-      </w:r>
-      <w:r>
-        <w:t xml:space="preserve"> </w:t>
-      </w:r>
+      <w:del w:id="327" w:author="PR Preview" w:date="2026-01-01T00:00:00Z">
+        <w:r>
+          <w:delText xml:space="preserve">Draw one point uniformly at random from the node,</w:delText>
+        </w:r>
+      </w:del>
+      <w:del w:id="328" w:author="PR Preview" w:date="2026-01-01T00:00:00Z">
+        <w:r>
+          <w:delText xml:space="preserve"> </w:delText>
+        </w:r>
+      </w:del>
+      <w:del w:id="329" w:author="PR Preview" w:date="2026-01-01T00:00:00Z">
+        <w:r>
+          <w:delText xml:space="preserve">let</w:delText>
+        </w:r>
+      </w:del>
+      <w:del w:id="330" w:author="PR Preview" w:date="2026-01-01T00:00:00Z">
+        <w:r>
+          <w:delText xml:space="preserve"> </w:delText>
+        </w:r>
+      </w:del>
       <m:oMath>
         <m:r>
           <m:t>Y</m:t>
         </m:r>
       </m:oMath>
-      <w:r>
-        <w:t xml:space="preserve"> </w:t>
-      </w:r>
-      <w:r>
-        <w:t xml:space="preserve">be its color, and let</w:t>
-      </w:r>
-      <w:r>
-        <w:t xml:space="preserve"> </w:t>
-      </w:r>
+      <w:del w:id="331" w:author="PR Preview" w:date="2026-01-01T00:00:00Z">
+        <w:r>
+          <w:delText xml:space="preserve"> </w:delText>
+        </w:r>
+      </w:del>
+      <w:del w:id="332" w:author="PR Preview" w:date="2026-01-01T00:00:00Z">
+        <w:r>
+          <w:delText xml:space="preserve">be its color, and let</w:delText>
+        </w:r>
+      </w:del>
+      <w:del w:id="333" w:author="PR Preview" w:date="2026-01-01T00:00:00Z">
+        <w:r>
+          <w:delText xml:space="preserve"> </w:delText>
+        </w:r>
+      </w:del>
       <m:oMath>
         <m:r>
           <m:t>X</m:t>
         </m:r>
       </m:oMath>
-      <w:r>
-        <w:t xml:space="preserve"> </w:t>
-      </w:r>
-      <w:r>
-        <w:t xml:space="preserve">be the branch it falls into</w:t>
-      </w:r>
-      <w:r>
-        <w:t xml:space="preserve"> </w:t>
-      </w:r>
-      <w:r>
-        <w:t xml:space="preserve">(</w:t>
-      </w:r>
+      <w:del w:id="334" w:author="PR Preview" w:date="2026-01-01T00:00:00Z">
+        <w:r>
+          <w:delText xml:space="preserve"> </w:delText>
+        </w:r>
+      </w:del>
+      <w:del w:id="335" w:author="PR Preview" w:date="2026-01-01T00:00:00Z">
+        <w:r>
+          <w:delText xml:space="preserve">be the branch it falls into</w:delText>
+        </w:r>
+      </w:del>
+      <w:del w:id="336" w:author="PR Preview" w:date="2026-01-01T00:00:00Z">
+        <w:r>
+          <w:delText xml:space="preserve"> </w:delText>
+        </w:r>
+      </w:del>
+      <w:del w:id="337" w:author="PR Preview" w:date="2026-01-01T00:00:00Z">
+        <w:r>
+          <w:delText xml:space="preserve">(</w:delText>
+        </w:r>
+      </w:del>
       <w:hyperlink w:anchor="rem-information-gain">
-        <w:r>
-          <w:rPr>
-            <w:rStyle w:val="Hyperlink"/>
-          </w:rPr>
-          <w:t xml:space="preserve">Remark 6</w:t>
-        </w:r>
+        <w:del w:id="338" w:author="PR Preview" w:date="2026-01-01T00:00:00Z">
+          <w:r>
+            <w:rPr>
+              <w:rStyle w:val="Hyperlink"/>
+            </w:rPr>
+            <w:delText xml:space="preserve">Remark 6</w:delText>
+          </w:r>
+        </w:del>
       </w:hyperlink>
-      <w:r>
-        <w:t xml:space="preserve">).</w:t>
-      </w:r>
-      <w:r>
-        <w:t xml:space="preserve"> </w:t>
-      </w:r>
-      <w:r>
-        <w:t xml:space="preserve">The information gain of each split (</w:t>
-      </w:r>
+      <w:del w:id="339" w:author="PR Preview" w:date="2026-01-01T00:00:00Z">
+        <w:r>
+          <w:delText xml:space="preserve">).</w:delText>
+        </w:r>
+      </w:del>
+      <w:del w:id="340" w:author="PR Preview" w:date="2026-01-01T00:00:00Z">
+        <w:r>
+          <w:delText xml:space="preserve"> </w:delText>
+        </w:r>
+      </w:del>
+      <w:del w:id="341" w:author="PR Preview" w:date="2026-01-01T00:00:00Z">
+        <w:r>
+          <w:delText xml:space="preserve">The information gain of each split (</w:delText>
+        </w:r>
+      </w:del>
       <w:hyperlink w:anchor="def-information-gain">
-        <w:r>
-          <w:rPr>
-            <w:rStyle w:val="Hyperlink"/>
-          </w:rPr>
-          <w:t xml:space="preserve">Definition 8</w:t>
-        </w:r>
+        <w:del w:id="342" w:author="PR Preview" w:date="2026-01-01T00:00:00Z">
+          <w:r>
+            <w:rPr>
+              <w:rStyle w:val="Hyperlink"/>
+            </w:rPr>
+            <w:delText xml:space="preserve">Definition 8</w:delText>
+          </w:r>
+        </w:del>
       </w:hyperlink>
-      <w:r>
-        <w:t xml:space="preserve">) is then</w:t>
-      </w:r>
-      <w:r>
-        <w:t xml:space="preserve"> </w:t>
-      </w:r>
+      <w:del w:id="343" w:author="PR Preview" w:date="2026-01-01T00:00:00Z">
+        <w:r>
+          <w:delText xml:space="preserve">) is then</w:delText>
+        </w:r>
+      </w:del>
+      <w:del w:id="344" w:author="PR Preview" w:date="2026-01-01T00:00:00Z">
+        <w:r>
+          <w:delText xml:space="preserve"> </w:delText>
+        </w:r>
+      </w:del>
       <m:oMath>
         <m:r>
           <m:t>I</m:t>
@@ -8048,32 +10147,139 @@
           <m:t>)</m:t>
         </m:r>
       </m:oMath>
-      <w:r>
-        <w:t xml:space="preserve">.</w:t>
-      </w:r>
-      <w:r>
-        <w:t xml:space="preserve"> </w:t>
-      </w:r>
-      <w:r>
-        <w:t xml:space="preserve">Use base-2 logarithms throughout.</w:t>
-      </w:r>
+      <w:del w:id="345" w:author="PR Preview" w:date="2026-01-01T00:00:00Z">
+        <w:r>
+          <w:delText xml:space="preserve">.</w:delText>
+        </w:r>
+      </w:del>
+      <w:del w:id="346" w:author="PR Preview" w:date="2026-01-01T00:00:00Z">
+        <w:r>
+          <w:delText xml:space="preserve"> </w:delText>
+        </w:r>
+      </w:del>
+      <w:del w:id="347" w:author="PR Preview" w:date="2026-01-01T00:00:00Z">
+        <w:r>
+          <w:delText xml:space="preserve">Use base-2 logarithms throughout.</w:delText>
+        </w:r>
+      </w:del>
     </w:p>
     <w:p>
       <w:pPr>
-        <w:numPr>
-          <w:ilvl w:val="0"/>
-          <w:numId w:val="1001"/>
-        </w:numPr>
+        <w:pStyle w:val="BodyText"/>
       </w:pPr>
-      <w:r>
-        <w:t xml:space="preserve">Compute</w:t>
-      </w:r>
-      <w:r>
-        <w:t xml:space="preserve"> </w:t>
-      </w:r>
-      <m:oMath>
-        <m:r>
-          <m:t>H</m:t>
+      <w:ins w:id="348" w:author="PR Preview" w:date="2026-01-01T00:00:00Z">
+        <w:r>
+          <w:t xml:space="preserve">Draw one point uniformly at random from the node,</w:t>
+        </w:r>
+      </w:ins>
+      <w:ins w:id="349" w:author="PR Preview" w:date="2026-01-01T00:00:00Z">
+        <w:r>
+          <w:t xml:space="preserve"> </w:t>
+        </w:r>
+      </w:ins>
+      <w:ins w:id="350" w:author="PR Preview" w:date="2026-01-01T00:00:00Z">
+        <w:r>
+          <w:t xml:space="preserve">let</w:t>
+        </w:r>
+      </w:ins>
+      <w:ins w:id="351" w:author="PR Preview" w:date="2026-01-01T00:00:00Z">
+        <w:r>
+          <w:t xml:space="preserve"> </w:t>
+        </w:r>
+      </w:ins>
+      <m:oMath>
+        <m:r>
+          <m:t>Y</m:t>
+        </m:r>
+      </m:oMath>
+      <w:ins w:id="352" w:author="PR Preview" w:date="2026-01-01T00:00:00Z">
+        <w:r>
+          <w:t xml:space="preserve"> </w:t>
+        </w:r>
+      </w:ins>
+      <w:ins w:id="353" w:author="PR Preview" w:date="2026-01-01T00:00:00Z">
+        <w:r>
+          <w:t xml:space="preserve">be its color, and let</w:t>
+        </w:r>
+      </w:ins>
+      <w:ins w:id="354" w:author="PR Preview" w:date="2026-01-01T00:00:00Z">
+        <w:r>
+          <w:t xml:space="preserve"> </w:t>
+        </w:r>
+      </w:ins>
+      <m:oMath>
+        <m:r>
+          <m:t>X</m:t>
+        </m:r>
+      </m:oMath>
+      <w:ins w:id="355" w:author="PR Preview" w:date="2026-01-01T00:00:00Z">
+        <w:r>
+          <w:t xml:space="preserve"> </w:t>
+        </w:r>
+      </w:ins>
+      <w:ins w:id="356" w:author="PR Preview" w:date="2026-01-01T00:00:00Z">
+        <w:r>
+          <w:t xml:space="preserve">be the branch it falls into</w:t>
+        </w:r>
+      </w:ins>
+      <w:ins w:id="357" w:author="PR Preview" w:date="2026-01-01T00:00:00Z">
+        <w:r>
+          <w:t xml:space="preserve"> </w:t>
+        </w:r>
+      </w:ins>
+      <w:ins w:id="358" w:author="PR Preview" w:date="2026-01-01T00:00:00Z">
+        <w:r>
+          <w:t xml:space="preserve">(</w:t>
+        </w:r>
+      </w:ins>
+      <w:hyperlink w:anchor="rem-information-gain">
+        <w:ins w:id="359" w:author="PR Preview" w:date="2026-01-01T00:00:00Z">
+          <w:r>
+            <w:rPr>
+              <w:rStyle w:val="Hyperlink"/>
+            </w:rPr>
+            <w:t xml:space="preserve">Remark 7</w:t>
+          </w:r>
+        </w:ins>
+      </w:hyperlink>
+      <w:ins w:id="360" w:author="PR Preview" w:date="2026-01-01T00:00:00Z">
+        <w:r>
+          <w:t xml:space="preserve">).</w:t>
+        </w:r>
+      </w:ins>
+      <w:ins w:id="361" w:author="PR Preview" w:date="2026-01-01T00:00:00Z">
+        <w:r>
+          <w:t xml:space="preserve"> </w:t>
+        </w:r>
+      </w:ins>
+      <w:ins w:id="362" w:author="PR Preview" w:date="2026-01-01T00:00:00Z">
+        <w:r>
+          <w:t xml:space="preserve">The information gain of each split (</w:t>
+        </w:r>
+      </w:ins>
+      <w:hyperlink w:anchor="def-information-gain">
+        <w:ins w:id="363" w:author="PR Preview" w:date="2026-01-01T00:00:00Z">
+          <w:r>
+            <w:rPr>
+              <w:rStyle w:val="Hyperlink"/>
+            </w:rPr>
+            <w:t xml:space="preserve">Definition 8</w:t>
+          </w:r>
+        </w:ins>
+      </w:hyperlink>
+      <w:ins w:id="364" w:author="PR Preview" w:date="2026-01-01T00:00:00Z">
+        <w:r>
+          <w:t xml:space="preserve">) is then</w:t>
+        </w:r>
+      </w:ins>
+      <w:ins w:id="365" w:author="PR Preview" w:date="2026-01-01T00:00:00Z">
+        <w:r>
+          <w:t xml:space="preserve"> </w:t>
+        </w:r>
+      </w:ins>
+      <m:oMath>
+        <m:r>
+          <m:t>I</m:t>
         </m:r>
         <m:r>
           <m:rPr>
@@ -8082,6 +10288,15 @@
           <m:t>(</m:t>
         </m:r>
         <m:r>
+          <m:t>X</m:t>
+        </m:r>
+        <m:r>
+          <m:rPr>
+            <m:sty m:val="p"/>
+          </m:rPr>
+          <m:t>;</m:t>
+        </m:r>
+        <m:r>
           <m:t>Y</m:t>
         </m:r>
         <m:r>
@@ -8091,186 +10306,235 @@
           <m:t>)</m:t>
         </m:r>
       </m:oMath>
-      <w:r>
-        <w:t xml:space="preserve">.</w:t>
-      </w:r>
-    </w:p>
-    <w:p>
-      <w:pPr>
-        <w:numPr>
-          <w:ilvl w:val="0"/>
-          <w:numId w:val="1001"/>
-        </w:numPr>
-      </w:pPr>
-      <w:r>
-        <w:t xml:space="preserve">For each split, compute</w:t>
-      </w:r>
-      <w:r>
-        <w:t xml:space="preserve"> </w:t>
-      </w:r>
-      <m:oMath>
-        <m:r>
-          <m:t>H</m:t>
-        </m:r>
-        <m:r>
-          <m:rPr>
-            <m:sty m:val="p"/>
-          </m:rPr>
-          <m:t>(</m:t>
-        </m:r>
-        <m:r>
-          <m:t>Y</m:t>
-        </m:r>
-        <m:r>
-          <m:rPr>
-            <m:sty m:val="p"/>
-          </m:rPr>
-          <m:t>∣</m:t>
-        </m:r>
-        <m:r>
-          <m:t>X</m:t>
-        </m:r>
-        <m:r>
-          <m:rPr>
-            <m:sty m:val="p"/>
-          </m:rPr>
-          <m:t>=</m:t>
-        </m:r>
-        <m:r>
-          <m:t>x</m:t>
-        </m:r>
-        <m:r>
-          <m:rPr>
-            <m:sty m:val="p"/>
-          </m:rPr>
-          <m:t>)</m:t>
-        </m:r>
-      </m:oMath>
-      <w:r>
-        <w:t xml:space="preserve"> </w:t>
-      </w:r>
-      <w:r>
-        <w:t xml:space="preserve">for both branches,</w:t>
-      </w:r>
-      <w:r>
-        <w:t xml:space="preserve"> </w:t>
-      </w:r>
-      <w:r>
-        <w:t xml:space="preserve">and then</w:t>
-      </w:r>
-      <w:r>
-        <w:t xml:space="preserve"> </w:t>
-      </w:r>
-      <m:oMath>
-        <m:r>
-          <m:t>H</m:t>
-        </m:r>
-        <m:r>
-          <m:rPr>
-            <m:sty m:val="p"/>
-          </m:rPr>
-          <m:t>(</m:t>
-        </m:r>
-        <m:r>
-          <m:t>Y</m:t>
-        </m:r>
-        <m:r>
-          <m:rPr>
-            <m:sty m:val="p"/>
-          </m:rPr>
-          <m:t>∣</m:t>
-        </m:r>
-        <m:r>
-          <m:t>X</m:t>
-        </m:r>
-        <m:r>
-          <m:rPr>
-            <m:sty m:val="p"/>
-          </m:rPr>
-          <m:t>)</m:t>
-        </m:r>
-      </m:oMath>
-      <w:r>
-        <w:t xml:space="preserve">.</w:t>
-      </w:r>
-    </w:p>
-    <w:p>
-      <w:pPr>
-        <w:numPr>
-          <w:ilvl w:val="0"/>
-          <w:numId w:val="1001"/>
-        </w:numPr>
-      </w:pPr>
-      <w:r>
-        <w:t xml:space="preserve">Compute the information gain</w:t>
-      </w:r>
-      <w:r>
-        <w:t xml:space="preserve"> </w:t>
-      </w:r>
-      <m:oMath>
-        <m:r>
-          <m:t>I</m:t>
-        </m:r>
-        <m:r>
-          <m:rPr>
-            <m:sty m:val="p"/>
-          </m:rPr>
-          <m:t>(</m:t>
-        </m:r>
-        <m:r>
-          <m:t>X</m:t>
-        </m:r>
-        <m:r>
-          <m:rPr>
-            <m:sty m:val="p"/>
-          </m:rPr>
-          <m:t>;</m:t>
-        </m:r>
-        <m:r>
-          <m:t>Y</m:t>
-        </m:r>
-        <m:r>
-          <m:rPr>
-            <m:sty m:val="p"/>
-          </m:rPr>
-          <m:t>)</m:t>
-        </m:r>
-      </m:oMath>
-      <w:r>
-        <w:t xml:space="preserve"> </w:t>
-      </w:r>
-      <w:r>
-        <w:t xml:space="preserve">for each split.</w:t>
-      </w:r>
-      <w:r>
-        <w:t xml:space="preserve"> </w:t>
-      </w:r>
-      <w:r>
-        <w:t xml:space="preserve">Which split has the larger gain?</w:t>
-      </w:r>
-    </w:p>
-    <w:bookmarkEnd w:id="37"/>
-    <w:bookmarkStart w:id="38" w:name="sol-information-gain"/>
-    <w:p>
-      <w:pPr>
-        <w:pStyle w:val="FirstParagraph"/>
-      </w:pPr>
-      <w:r>
-        <w:rPr>
-          <w:i/>
-          <w:iCs/>
-        </w:rPr>
-        <w:t xml:space="preserve">Solution 1</w:t>
-      </w:r>
-      <w:r>
-        <w:t xml:space="preserve">. </w:t>
-      </w:r>
+      <w:ins w:id="366" w:author="PR Preview" w:date="2026-01-01T00:00:00Z">
+        <w:r>
+          <w:t xml:space="preserve">.</w:t>
+        </w:r>
+      </w:ins>
+      <w:ins w:id="367" w:author="PR Preview" w:date="2026-01-01T00:00:00Z">
+        <w:r>
+          <w:t xml:space="preserve"> </w:t>
+        </w:r>
+      </w:ins>
+      <w:ins w:id="368" w:author="PR Preview" w:date="2026-01-01T00:00:00Z">
+        <w:r>
+          <w:t xml:space="preserve">Use base-2 logarithms throughout.</w:t>
+        </w:r>
+      </w:ins>
     </w:p>
     <w:p>
       <w:pPr>
         <w:numPr>
           <w:ilvl w:val="0"/>
           <w:numId w:val="1002"/>
+        </w:numPr>
+      </w:pPr>
+      <w:r>
+        <w:t xml:space="preserve">Compute</w:t>
+      </w:r>
+      <w:r>
+        <w:t xml:space="preserve"> </w:t>
+      </w:r>
+      <m:oMath>
+        <m:r>
+          <m:t>H</m:t>
+        </m:r>
+        <m:r>
+          <m:rPr>
+            <m:sty m:val="p"/>
+          </m:rPr>
+          <m:t>(</m:t>
+        </m:r>
+        <m:r>
+          <m:t>Y</m:t>
+        </m:r>
+        <m:r>
+          <m:rPr>
+            <m:sty m:val="p"/>
+          </m:rPr>
+          <m:t>)</m:t>
+        </m:r>
+      </m:oMath>
+      <w:r>
+        <w:t xml:space="preserve">.</w:t>
+      </w:r>
+    </w:p>
+    <w:p>
+      <w:pPr>
+        <w:numPr>
+          <w:ilvl w:val="0"/>
+          <w:numId w:val="1002"/>
+        </w:numPr>
+      </w:pPr>
+      <w:r>
+        <w:t xml:space="preserve">For each split, compute</w:t>
+      </w:r>
+      <w:r>
+        <w:t xml:space="preserve"> </w:t>
+      </w:r>
+      <m:oMath>
+        <m:r>
+          <m:t>H</m:t>
+        </m:r>
+        <m:r>
+          <m:rPr>
+            <m:sty m:val="p"/>
+          </m:rPr>
+          <m:t>(</m:t>
+        </m:r>
+        <m:r>
+          <m:t>Y</m:t>
+        </m:r>
+        <m:r>
+          <m:rPr>
+            <m:sty m:val="p"/>
+          </m:rPr>
+          <m:t>∣</m:t>
+        </m:r>
+        <m:r>
+          <m:t>X</m:t>
+        </m:r>
+        <m:r>
+          <m:rPr>
+            <m:sty m:val="p"/>
+          </m:rPr>
+          <m:t>=</m:t>
+        </m:r>
+        <m:r>
+          <m:t>x</m:t>
+        </m:r>
+        <m:r>
+          <m:rPr>
+            <m:sty m:val="p"/>
+          </m:rPr>
+          <m:t>)</m:t>
+        </m:r>
+      </m:oMath>
+      <w:r>
+        <w:t xml:space="preserve"> </w:t>
+      </w:r>
+      <w:r>
+        <w:t xml:space="preserve">for both branches,</w:t>
+      </w:r>
+      <w:r>
+        <w:t xml:space="preserve"> </w:t>
+      </w:r>
+      <w:r>
+        <w:t xml:space="preserve">and then</w:t>
+      </w:r>
+      <w:r>
+        <w:t xml:space="preserve"> </w:t>
+      </w:r>
+      <m:oMath>
+        <m:r>
+          <m:t>H</m:t>
+        </m:r>
+        <m:r>
+          <m:rPr>
+            <m:sty m:val="p"/>
+          </m:rPr>
+          <m:t>(</m:t>
+        </m:r>
+        <m:r>
+          <m:t>Y</m:t>
+        </m:r>
+        <m:r>
+          <m:rPr>
+            <m:sty m:val="p"/>
+          </m:rPr>
+          <m:t>∣</m:t>
+        </m:r>
+        <m:r>
+          <m:t>X</m:t>
+        </m:r>
+        <m:r>
+          <m:rPr>
+            <m:sty m:val="p"/>
+          </m:rPr>
+          <m:t>)</m:t>
+        </m:r>
+      </m:oMath>
+      <w:r>
+        <w:t xml:space="preserve">.</w:t>
+      </w:r>
+    </w:p>
+    <w:p>
+      <w:pPr>
+        <w:numPr>
+          <w:ilvl w:val="0"/>
+          <w:numId w:val="1002"/>
+        </w:numPr>
+      </w:pPr>
+      <w:r>
+        <w:t xml:space="preserve">Compute the information gain</w:t>
+      </w:r>
+      <w:r>
+        <w:t xml:space="preserve"> </w:t>
+      </w:r>
+      <m:oMath>
+        <m:r>
+          <m:t>I</m:t>
+        </m:r>
+        <m:r>
+          <m:rPr>
+            <m:sty m:val="p"/>
+          </m:rPr>
+          <m:t>(</m:t>
+        </m:r>
+        <m:r>
+          <m:t>X</m:t>
+        </m:r>
+        <m:r>
+          <m:rPr>
+            <m:sty m:val="p"/>
+          </m:rPr>
+          <m:t>;</m:t>
+        </m:r>
+        <m:r>
+          <m:t>Y</m:t>
+        </m:r>
+        <m:r>
+          <m:rPr>
+            <m:sty m:val="p"/>
+          </m:rPr>
+          <m:t>)</m:t>
+        </m:r>
+      </m:oMath>
+      <w:r>
+        <w:t xml:space="preserve"> </w:t>
+      </w:r>
+      <w:r>
+        <w:t xml:space="preserve">for each split.</w:t>
+      </w:r>
+      <w:r>
+        <w:t xml:space="preserve"> </w:t>
+      </w:r>
+      <w:r>
+        <w:t xml:space="preserve">Which split has the larger gain?</w:t>
+      </w:r>
+    </w:p>
+    <w:bookmarkEnd w:id="41"/>
+    <w:bookmarkStart w:id="42" w:name="sol-information-gain"/>
+    <w:p>
+      <w:pPr>
+        <w:pStyle w:val="FirstParagraph"/>
+      </w:pPr>
+      <w:r>
+        <w:rPr>
+          <w:i/>
+          <w:iCs/>
+        </w:rPr>
+        <w:t xml:space="preserve">Solution 1</w:t>
+      </w:r>
+      <w:r>
+        <w:t xml:space="preserve">. </w:t>
+      </w:r>
+    </w:p>
+    <w:p>
+      <w:pPr>
+        <w:numPr>
+          <w:ilvl w:val="0"/>
+          <w:numId w:val="1003"/>
         </w:numPr>
       </w:pPr>
       <w:r>
@@ -8453,7 +10717,7 @@
       <w:pPr>
         <w:numPr>
           <w:ilvl w:val="0"/>
-          <w:numId w:val="1002"/>
+          <w:numId w:val="1003"/>
         </w:numPr>
       </w:pPr>
       <w:r>
@@ -9442,7 +11706,7 @@
       <w:pPr>
         <w:numPr>
           <w:ilvl w:val="0"/>
-          <w:numId w:val="1002"/>
+          <w:numId w:val="1003"/>
         </w:numPr>
       </w:pPr>
       <w:r>
@@ -9527,7 +11791,7 @@
         <w:pStyle w:val="Compact"/>
         <w:numPr>
           <w:ilvl w:val="1"/>
-          <w:numId w:val="1003"/>
+          <w:numId w:val="1004"/>
         </w:numPr>
       </w:pPr>
       <w:r>
@@ -9571,7 +11835,7 @@
         <w:pStyle w:val="Compact"/>
         <w:numPr>
           <w:ilvl w:val="1"/>
-          <w:numId w:val="1003"/>
+          <w:numId w:val="1004"/>
         </w:numPr>
       </w:pPr>
       <w:r>
@@ -9735,9 +11999,9 @@
         <w:t xml:space="preserve">so its entropy gets less weight.</w:t>
       </w:r>
     </w:p>
-    <w:bookmarkEnd w:id="38"/>
-    <w:bookmarkEnd w:id="39"/>
-    <w:bookmarkStart w:id="46" w:name="references"/>
+    <w:bookmarkEnd w:id="42"/>
+    <w:bookmarkEnd w:id="43"/>
+    <w:bookmarkStart w:id="50" w:name="references"/>
     <w:p>
       <w:pPr>
         <w:pStyle w:val="Heading2"/>
@@ -9746,8 +12010,8 @@
         <w:t xml:space="preserve">References</w:t>
       </w:r>
     </w:p>
-    <w:bookmarkStart w:id="45" w:name="refs"/>
-    <w:bookmarkStart w:id="41" w:name="ref-cover2006elements"/>
+    <w:bookmarkStart w:id="49" w:name="refs"/>
+    <w:bookmarkStart w:id="45" w:name="ref-cover2006elements"/>
     <w:p>
       <w:pPr>
         <w:pStyle w:val="Bibliography"/>
@@ -9771,7 +12035,7 @@
       <w:r>
         <w:t xml:space="preserve"> </w:t>
       </w:r>
-      <w:hyperlink r:id="rId40">
+      <w:hyperlink r:id="rId44">
         <w:r>
           <w:rPr>
             <w:rStyle w:val="Hyperlink"/>
@@ -9783,8 +12047,8 @@
         <w:t xml:space="preserve">.</w:t>
       </w:r>
     </w:p>
-    <w:bookmarkEnd w:id="41"/>
-    <w:bookmarkStart w:id="42" w:name="ref-mackay2003information"/>
+    <w:bookmarkEnd w:id="45"/>
+    <w:bookmarkStart w:id="46" w:name="ref-mackay2003information"/>
     <w:p>
       <w:pPr>
         <w:pStyle w:val="Bibliography"/>
@@ -9806,8 +12070,8 @@
         <w:t xml:space="preserve">. Cambridge University Press.</w:t>
       </w:r>
     </w:p>
-    <w:bookmarkEnd w:id="42"/>
-    <w:bookmarkStart w:id="44" w:name="ref-quinlan1986induction"/>
+    <w:bookmarkEnd w:id="46"/>
+    <w:bookmarkStart w:id="48" w:name="ref-quinlan1986induction"/>
     <w:p>
       <w:pPr>
         <w:pStyle w:val="Bibliography"/>
@@ -9840,7 +12104,7 @@
       <w:r>
         <w:t xml:space="preserve"> </w:t>
       </w:r>
-      <w:hyperlink r:id="rId43">
+      <w:hyperlink r:id="rId47">
         <w:r>
           <w:rPr>
             <w:rStyle w:val="Hyperlink"/>
@@ -9852,9 +12116,9 @@
         <w:t xml:space="preserve">.</w:t>
       </w:r>
     </w:p>
-    <w:bookmarkEnd w:id="44"/>
-    <w:bookmarkEnd w:id="45"/>
-    <w:bookmarkEnd w:id="46"/>
+    <w:bookmarkEnd w:id="48"/>
+    <w:bookmarkEnd w:id="49"/>
+    <w:bookmarkEnd w:id="50"/>
     <w:sectPr>
       <w:footnotePr>
         <w:numRestart w:val="eachSect"/>
@@ -9959,91 +12223,6 @@
     <w:lvl w:ilvl="8">
       <w:numFmt w:val="bullet"/>
       <w:lvlText w:val=" "/>
-      <w:lvlJc w:val="left"/>
-      <w:pPr>
-        <w:ind w:left="6480" w:hanging="360"/>
-      </w:pPr>
-    </w:lvl>
-  </w:abstractNum>
-  <w:abstractNum w:abstractNumId="99411">
-    <w:nsid w:val="00A99411"/>
-    <w:multiLevelType w:val="multilevel"/>
-    <w:lvl w:ilvl="0">
-      <w:start w:val="1"/>
-      <w:numFmt w:val="decimal"/>
-      <w:lvlText w:val="%1."/>
-      <w:lvlJc w:val="left"/>
-      <w:pPr>
-        <w:ind w:left="720" w:hanging="360"/>
-      </w:pPr>
-    </w:lvl>
-    <w:lvl w:ilvl="1">
-      <w:start w:val="1"/>
-      <w:numFmt w:val="decimal"/>
-      <w:lvlText w:val="%2."/>
-      <w:lvlJc w:val="left"/>
-      <w:pPr>
-        <w:ind w:left="1440" w:hanging="360"/>
-      </w:pPr>
-    </w:lvl>
-    <w:lvl w:ilvl="2">
-      <w:start w:val="1"/>
-      <w:numFmt w:val="decimal"/>
-      <w:lvlText w:val="%3."/>
-      <w:lvlJc w:val="left"/>
-      <w:pPr>
-        <w:ind w:left="2160" w:hanging="360"/>
-      </w:pPr>
-    </w:lvl>
-    <w:lvl w:ilvl="3">
-      <w:start w:val="1"/>
-      <w:numFmt w:val="decimal"/>
-      <w:lvlText w:val="%4."/>
-      <w:lvlJc w:val="left"/>
-      <w:pPr>
-        <w:ind w:left="2880" w:hanging="360"/>
-      </w:pPr>
-    </w:lvl>
-    <w:lvl w:ilvl="4">
-      <w:start w:val="1"/>
-      <w:numFmt w:val="decimal"/>
-      <w:lvlText w:val="%5."/>
-      <w:lvlJc w:val="left"/>
-      <w:pPr>
-        <w:ind w:left="3600" w:hanging="360"/>
-      </w:pPr>
-    </w:lvl>
-    <w:lvl w:ilvl="5">
-      <w:start w:val="1"/>
-      <w:numFmt w:val="decimal"/>
-      <w:lvlText w:val="%6."/>
-      <w:lvlJc w:val="left"/>
-      <w:pPr>
-        <w:ind w:left="4320" w:hanging="360"/>
-      </w:pPr>
-    </w:lvl>
-    <w:lvl w:ilvl="6">
-      <w:start w:val="1"/>
-      <w:numFmt w:val="decimal"/>
-      <w:lvlText w:val="%7."/>
-      <w:lvlJc w:val="left"/>
-      <w:pPr>
-        <w:ind w:left="5040" w:hanging="360"/>
-      </w:pPr>
-    </w:lvl>
-    <w:lvl w:ilvl="7">
-      <w:start w:val="1"/>
-      <w:numFmt w:val="decimal"/>
-      <w:lvlText w:val="%8."/>
-      <w:lvlJc w:val="left"/>
-      <w:pPr>
-        <w:ind w:left="5760" w:hanging="360"/>
-      </w:pPr>
-    </w:lvl>
-    <w:lvl w:ilvl="8">
-      <w:start w:val="1"/>
-      <w:numFmt w:val="decimal"/>
-      <w:lvlText w:val="%9."/>
       <w:lvlJc w:val="left"/>
       <w:pPr>
         <w:ind w:left="6480" w:hanging="360"/>
@@ -10153,38 +12332,96 @@
       </w:rPr>
     </w:lvl>
   </w:abstractNum>
+  <w:abstractNum w:abstractNumId="99411">
+    <w:nsid w:val="00A99411"/>
+    <w:multiLevelType w:val="multilevel"/>
+    <w:lvl w:ilvl="0">
+      <w:start w:val="1"/>
+      <w:numFmt w:val="decimal"/>
+      <w:lvlText w:val="%1."/>
+      <w:lvlJc w:val="left"/>
+      <w:pPr>
+        <w:ind w:left="720" w:hanging="360"/>
+      </w:pPr>
+    </w:lvl>
+    <w:lvl w:ilvl="1">
+      <w:start w:val="1"/>
+      <w:numFmt w:val="decimal"/>
+      <w:lvlText w:val="%2."/>
+      <w:lvlJc w:val="left"/>
+      <w:pPr>
+        <w:ind w:left="1440" w:hanging="360"/>
+      </w:pPr>
+    </w:lvl>
+    <w:lvl w:ilvl="2">
+      <w:start w:val="1"/>
+      <w:numFmt w:val="decimal"/>
+      <w:lvlText w:val="%3."/>
+      <w:lvlJc w:val="left"/>
+      <w:pPr>
+        <w:ind w:left="2160" w:hanging="360"/>
+      </w:pPr>
+    </w:lvl>
+    <w:lvl w:ilvl="3">
+      <w:start w:val="1"/>
+      <w:numFmt w:val="decimal"/>
+      <w:lvlText w:val="%4."/>
+      <w:lvlJc w:val="left"/>
+      <w:pPr>
+        <w:ind w:left="2880" w:hanging="360"/>
+      </w:pPr>
+    </w:lvl>
+    <w:lvl w:ilvl="4">
+      <w:start w:val="1"/>
+      <w:numFmt w:val="decimal"/>
+      <w:lvlText w:val="%5."/>
+      <w:lvlJc w:val="left"/>
+      <w:pPr>
+        <w:ind w:left="3600" w:hanging="360"/>
+      </w:pPr>
+    </w:lvl>
+    <w:lvl w:ilvl="5">
+      <w:start w:val="1"/>
+      <w:numFmt w:val="decimal"/>
+      <w:lvlText w:val="%6."/>
+      <w:lvlJc w:val="left"/>
+      <w:pPr>
+        <w:ind w:left="4320" w:hanging="360"/>
+      </w:pPr>
+    </w:lvl>
+    <w:lvl w:ilvl="6">
+      <w:start w:val="1"/>
+      <w:numFmt w:val="decimal"/>
+      <w:lvlText w:val="%7."/>
+      <w:lvlJc w:val="left"/>
+      <w:pPr>
+        <w:ind w:left="5040" w:hanging="360"/>
+      </w:pPr>
+    </w:lvl>
+    <w:lvl w:ilvl="7">
+      <w:start w:val="1"/>
+      <w:numFmt w:val="decimal"/>
+      <w:lvlText w:val="%8."/>
+      <w:lvlJc w:val="left"/>
+      <w:pPr>
+        <w:ind w:left="5760" w:hanging="360"/>
+      </w:pPr>
+    </w:lvl>
+    <w:lvl w:ilvl="8">
+      <w:start w:val="1"/>
+      <w:numFmt w:val="decimal"/>
+      <w:lvlText w:val="%9."/>
+      <w:lvlJc w:val="left"/>
+      <w:pPr>
+        <w:ind w:left="6480" w:hanging="360"/>
+      </w:pPr>
+    </w:lvl>
+  </w:abstractNum>
   <w:num w:numId="1000">
     <w:abstractNumId w:val="990"/>
   </w:num>
   <w:num w:numId="1001">
-    <w:abstractNumId w:val="99411"/>
-    <w:lvlOverride w:ilvl="0">
-      <w:startOverride w:val="1"/>
-    </w:lvlOverride>
-    <w:lvlOverride w:ilvl="1">
-      <w:startOverride w:val="1"/>
-    </w:lvlOverride>
-    <w:lvlOverride w:ilvl="2">
-      <w:startOverride w:val="1"/>
-    </w:lvlOverride>
-    <w:lvlOverride w:ilvl="3">
-      <w:startOverride w:val="1"/>
-    </w:lvlOverride>
-    <w:lvlOverride w:ilvl="4">
-      <w:startOverride w:val="1"/>
-    </w:lvlOverride>
-    <w:lvlOverride w:ilvl="5">
-      <w:startOverride w:val="1"/>
-    </w:lvlOverride>
-    <w:lvlOverride w:ilvl="6">
-      <w:startOverride w:val="1"/>
-    </w:lvlOverride>
-    <w:lvlOverride w:ilvl="7">
-      <w:startOverride w:val="1"/>
-    </w:lvlOverride>
-    <w:lvlOverride w:ilvl="8">
-      <w:startOverride w:val="1"/>
-    </w:lvlOverride>
+    <w:abstractNumId w:val="991"/>
   </w:num>
   <w:num w:numId="1002">
     <w:abstractNumId w:val="99411"/>
@@ -10217,6 +12454,36 @@
     </w:lvlOverride>
   </w:num>
   <w:num w:numId="1003">
+    <w:abstractNumId w:val="99411"/>
+    <w:lvlOverride w:ilvl="0">
+      <w:startOverride w:val="1"/>
+    </w:lvlOverride>
+    <w:lvlOverride w:ilvl="1">
+      <w:startOverride w:val="1"/>
+    </w:lvlOverride>
+    <w:lvlOverride w:ilvl="2">
+      <w:startOverride w:val="1"/>
+    </w:lvlOverride>
+    <w:lvlOverride w:ilvl="3">
+      <w:startOverride w:val="1"/>
+    </w:lvlOverride>
+    <w:lvlOverride w:ilvl="4">
+      <w:startOverride w:val="1"/>
+    </w:lvlOverride>
+    <w:lvlOverride w:ilvl="5">
+      <w:startOverride w:val="1"/>
+    </w:lvlOverride>
+    <w:lvlOverride w:ilvl="6">
+      <w:startOverride w:val="1"/>
+    </w:lvlOverride>
+    <w:lvlOverride w:ilvl="7">
+      <w:startOverride w:val="1"/>
+    </w:lvlOverride>
+    <w:lvlOverride w:ilvl="8">
+      <w:startOverride w:val="1"/>
+    </w:lvlOverride>
+  </w:num>
+  <w:num w:numId="1004">
     <w:abstractNumId w:val="991"/>
   </w:num>
 </w:numbering>
